--- a/SubPages/Security_Risk/docs/Unit5_Reflection.docx
+++ b/SubPages/Security_Risk/docs/Unit5_Reflection.docx
@@ -52,7 +52,7 @@
           <w:i w:val="false"/>
           <w:iCs w:val="false"/>
         </w:rPr>
-        <w:t xml:space="preserve">Unit 5 moved from the techniques of risk assessment to the standards around them. The readings were Aven and Thekdi’s (2025) chapter on the basic theory of risk management, Barafort, Mesquida and Mas’s (2019) integrated risk management process model built on ISO 31000, Sutton’s (2021) appendix on HM Government cyber security guidance, Kirvan’s (2025) overview of fifteen common security frameworks and standards, and Adhillah et al.’s (2025) systematic review of enterprise risk management (ERM). I used them to revisit the standards cited in our Pampered Pets report and to produce the standards register and threat-to-control mapping below.</w:t>
+        <w:t xml:space="preserve">Unit 5 moved from the techniques of risk assessment to the standards around them. The readings were Aven and Thekdi’s (2025) chapter on the basic theory of risk management, Barafort, Mesquida and Mas’s (2019) integrated risk management process model built on ISO 31000, Sutton’s (2021) appendix on HM Government cyber security guidance, Kirvan’s (2025) overview of fifteen common security frameworks and standards, and Adhillah et al.’s (2025) systematic review of enterprise risk management (ERM). I used them to revisit the standards cited in our Pampered Pets report and to produce the standards register and threat-to-control mapping below, and I analysed a pre-GDPR case from the Irish Data Protection Commission for the seminar.</w:t>
       </w:r>
     </w:p>
     <w:p>
@@ -73,7 +73,7 @@
           <w:i w:val="false"/>
           <w:iCs w:val="false"/>
         </w:rPr>
-        <w:t xml:space="preserve">The first thing I had to correct was my own vocabulary. In the group report we used ‘standard’ for anything with an acronym. Kirvan (2025) separates frameworks, which often carry no compliance requirement, from standards and regulations, which do. Applied to Pampered Pets, our list splits three ways. The GDPR is law, and Article 32 requires security ‘appropriate to the risk’ (Art. 32 GDPR, no date). PCI DSS is not law, but it binds any business that accepts card payments through its agreement with the card schemes (PCI Security Standards Council, 2024). ISO 31000 and ISO/IEC 27005, which we presented as our methodology, are guidance that nobody would ever audit the business against. Our report reduced the GDPR to a single ‘regulatory non-compliance’ row with a low likelihood rating, and PCI DSS to one bullet point among the digitalisation mitigations. The order was backwards: obligations fix part of the risk criteria, so they should be identified before any threat is scored.</w:t>
+        <w:t xml:space="preserve">The first thing I had to correct was my own vocabulary. In the group report we used ‘standard’ for anything with an acronym. Kirvan (2025) separates frameworks, which often carry no compliance requirement, from standards and regulations, which do. Applied to Pampered Pets, our list splits three ways. The GDPR is law, and Article 32 requires security ‘appropriate to the risk’ (Regulation (EU) 2016/679, art. 32). PCI DSS is not law, but it binds any business that accepts card payments through its agreement with the card schemes (PCI Security Standards Council, 2024). ISO 31000 and ISO/IEC 27005, which we presented as our methodology, are guidance that nobody would ever audit the business against. Our report reduced the GDPR to a single ‘regulatory non-compliance’ row with a low likelihood rating, and PCI DSS to one bullet point among the digitalisation mitigations. The order was backwards: obligations fix part of the risk criteria, so they should be identified before any threat is scored.</w:t>
       </w:r>
     </w:p>
     <w:p>
@@ -358,7 +358,7 @@
                 <w:sz w:val="20"/>
                 <w:szCs w:val="20"/>
               </w:rPr>
-              <w:t xml:space="preserve">Customer profiles, delivery addresses and CRM data are personal data. Article 32 requires security appropriate to the risk (Art. 32 GDPR, no date).</w:t>
+              <w:t xml:space="preserve">Customer profiles, delivery addresses and CRM data are personal data. Article 32 requires security appropriate to the risk (Regulation (EU) 2016/679, art. 32).</w:t>
             </w:r>
           </w:p>
         </w:tc>
@@ -1300,6 +1300,287 @@
         <w:pStyle w:val="Heading1"/>
       </w:pPr>
       <w:r>
+        <w:t xml:space="preserve">GDPR Case Study: Access Restrictions on Employee Health Data</w:t>
+      </w:r>
+    </w:p>
+    <w:p>
+      <w:pPr>
+        <w:spacing w:after="160"/>
+      </w:pPr>
+      <w:r>
+        <w:rPr>
+          <w:i/>
+          <w:iCs/>
+          <w:color w:val="555555"/>
+        </w:rPr>
+        <w:t xml:space="preserve">Prepared for discussion at next week’s seminar. Case: ‘Failure by the Department of Justice and Equality to impose the correct access restrictions on access to medical data of an employee’ (Data Protection Commission, 2020).</w:t>
+      </w:r>
+    </w:p>
+    <w:p>
+      <w:pPr>
+        <w:pStyle w:val="Heading2"/>
+      </w:pPr>
+      <w:r>
+        <w:t xml:space="preserve">The case</w:t>
+      </w:r>
+    </w:p>
+    <w:p>
+      <w:pPr>
+        <w:spacing w:after="160" w:line="300"/>
+        <w:jc w:val="both"/>
+      </w:pPr>
+      <w:r>
+        <w:rPr>
+          <w:i w:val="false"/>
+          <w:iCs w:val="false"/>
+        </w:rPr>
+        <w:t xml:space="preserve">An employee of the Department of Justice and Equality complained that a report about their health had been uploaded in 2012 to a general departmental document management database, where it stayed for up to three years and could be opened by around 80 colleagues. They found out from a colleague, not from the Department. The document was a line manager’s notes of a discussion with the employee. It had been marked private, but the manager had not applied the access restriction. The Department could not explain why the notes were saved to that database, and could not say how many staff had opened them because its IT section was unable to restore the historic data (Data Protection Commission, 2020).</w:t>
+      </w:r>
+    </w:p>
+    <w:p>
+      <w:pPr>
+        <w:pStyle w:val="Heading2"/>
+      </w:pPr>
+      <w:r>
+        <w:t xml:space="preserve">1. What is the specific aspect of GDPR that your case study addresses?</w:t>
+      </w:r>
+    </w:p>
+    <w:p>
+      <w:pPr>
+        <w:spacing w:after="160" w:line="300"/>
+        <w:jc w:val="both"/>
+      </w:pPr>
+      <w:r>
+        <w:rPr>
+          <w:i w:val="false"/>
+          <w:iCs w:val="false"/>
+        </w:rPr>
+        <w:t xml:space="preserve">The case was decided under the Data Protection Acts 1988 and 2003, and the Commissioner found breaches of section 2A(1), the need for a legal basis to process personal data, and section 2B(1), the additional conditions for sensitive personal data (Data Protection Commission, 2020). Under the GDPR the same facts engage the rules on special category data. Health data falls under Article 9, and an employer can hold it where this is needed for employment or occupational health purposes (Regulation (EU) 2016/679, art. 9). The Department probably had a valid reason to keep the notes. It had no reason to make them available to 80 people, and a legal basis for one purpose does not cover every later disclosure.</w:t>
+      </w:r>
+    </w:p>
+    <w:p>
+      <w:pPr>
+        <w:spacing w:after="160" w:line="300"/>
+        <w:jc w:val="both"/>
+      </w:pPr>
+      <w:r>
+        <w:rPr>
+          <w:i w:val="false"/>
+          <w:iCs w:val="false"/>
+        </w:rPr>
+        <w:t xml:space="preserve">The aspect I think the case really addresses is confidentiality by design. Article 5(1)(f) requires personal data to be protected against unauthorised processing, and Article 32 requires security appropriate to the risk. Article 25(2) is more specific: by default, personal data must not be ‘made accessible without the individual’s intervention to an indefinite number of natural persons’ (Regulation (EU) 2016/679, arts. 5, 25 and 32). The Department’s system did the opposite. Documents were open unless the author remembered to close them, so a single missed setting exposed the data. The case also touches accountability. Because the Department could not reconstruct who had opened the file, it could not show the extent of the harm. Under the GDPR the exposure would be a personal data breach that the controller had to document, report to the supervisory authority within 72 hours unless it was unlikely to cause risk, and, because exposed health data is likely to be high risk, communicate to the employee (Regulation (EU) 2016/679, arts. 33 and 34).</w:t>
+      </w:r>
+    </w:p>
+    <w:p>
+      <w:pPr>
+        <w:pStyle w:val="Heading2"/>
+      </w:pPr>
+      <w:r>
+        <w:t xml:space="preserve">2. How was it resolved?</w:t>
+      </w:r>
+    </w:p>
+    <w:p>
+      <w:pPr>
+        <w:spacing w:after="160" w:line="300"/>
+        <w:jc w:val="both"/>
+      </w:pPr>
+      <w:r>
+        <w:rPr>
+          <w:i w:val="false"/>
+          <w:iCs w:val="false"/>
+        </w:rPr>
+        <w:t xml:space="preserve">The Department removed the document from the database, around three years after it had been saved there, and put the incident down to human error by the line manager. It offered to settle the complaint amicably, but the employee declined and asked for a formal decision. The Commissioner found that the Department had contravened sections 2A(1) and 2B(1) by processing the employee’s sensitive personal data without consent or another legal basis, and by disclosing it to at least one third party. The decision added that regular audit and review of documents stored on open databases would have found the file much sooner, and that adequate training and awareness for managers might have stopped the problem arising at all (Data Protection Commission, 2020).</w:t>
+      </w:r>
+    </w:p>
+    <w:p>
+      <w:pPr>
+        <w:spacing w:after="160" w:line="300"/>
+        <w:jc w:val="both"/>
+      </w:pPr>
+      <w:r>
+        <w:rPr>
+          <w:i w:val="false"/>
+          <w:iCs w:val="false"/>
+        </w:rPr>
+        <w:t xml:space="preserve">The case study records no sanction beyond the decision itself. To my mind that is the weakest part of the outcome. The decision recognised the harm, but the employee’s data had been exposed for three years, the employee discovered it themselves, and nobody could tell them who had read it. Under the GDPR the same facts could lead to corrective orders or an administrative fine under Article 83, and the employee would very probably have had to be told directly.</w:t>
+      </w:r>
+    </w:p>
+    <w:p>
+      <w:pPr>
+        <w:pStyle w:val="Heading2"/>
+      </w:pPr>
+      <w:r>
+        <w:t xml:space="preserve">3. If this was your organisation, what steps would you take as an Information Security Manager to mitigate the issue?</w:t>
+      </w:r>
+    </w:p>
+    <w:p>
+      <w:pPr>
+        <w:spacing w:after="160" w:line="300"/>
+        <w:jc w:val="both"/>
+      </w:pPr>
+      <w:r>
+        <w:rPr>
+          <w:b/>
+          <w:bCs/>
+          <w:i w:val="false"/>
+          <w:iCs w:val="false"/>
+        </w:rPr>
+        <w:t xml:space="preserve">Immediate response.</w:t>
+      </w:r>
+      <w:r>
+        <w:rPr>
+          <w:i w:val="false"/>
+          <w:iCs w:val="false"/>
+        </w:rPr>
+        <w:t xml:space="preserve"> Restrict the document at once and preserve whatever access logs exist. Record the incident in the breach register, assess the risk and, as health data seen by many colleagues is unlikely to be risk-free, notify the regulator within 72 hours. Tell the employee directly what happened, what has been done and who to contact, rather than leaving them to find out from a colleague. Then search the rest of the repository for other health or HR documents, because one misplaced file usually means others.</w:t>
+      </w:r>
+    </w:p>
+    <w:p>
+      <w:pPr>
+        <w:spacing w:after="160" w:line="300"/>
+        <w:jc w:val="both"/>
+      </w:pPr>
+      <w:r>
+        <w:rPr>
+          <w:b/>
+          <w:bCs/>
+          <w:i w:val="false"/>
+          <w:iCs w:val="false"/>
+        </w:rPr>
+        <w:t xml:space="preserve">Fix the cause.</w:t>
+      </w:r>
+      <w:r>
+        <w:rPr>
+          <w:i w:val="false"/>
+          <w:iCs w:val="false"/>
+        </w:rPr>
+        <w:t xml:space="preserve"> I would not accept ‘human error’ as the root cause, because a process that depends on every manager remembering one setting will fail eventually. The technical changes come first:</w:t>
+      </w:r>
+    </w:p>
+    <w:p>
+      <w:pPr>
+        <w:spacing w:after="80" w:line="300"/>
+        <w:ind w:left="567" w:hanging="283"/>
+        <w:jc w:val="both"/>
+      </w:pPr>
+      <w:r>
+        <w:rPr>
+          <w:i w:val="false"/>
+          <w:iCs w:val="false"/>
+        </w:rPr>
+        <w:t xml:space="preserve">•	</w:t>
+      </w:r>
+      <w:r>
+        <w:rPr>
+          <w:i w:val="false"/>
+          <w:iCs w:val="false"/>
+        </w:rPr>
+        <w:t xml:space="preserve">Move HR and occupational health records out of the general document system into an HR system that only HR and the relevant manager can access (ISO, 2022, A.5.15 and A.8.3).</w:t>
+      </w:r>
+    </w:p>
+    <w:p>
+      <w:pPr>
+        <w:spacing w:after="80" w:line="300"/>
+        <w:ind w:left="567" w:hanging="283"/>
+        <w:jc w:val="both"/>
+      </w:pPr>
+      <w:r>
+        <w:rPr>
+          <w:i w:val="false"/>
+          <w:iCs w:val="false"/>
+        </w:rPr>
+        <w:t xml:space="preserve">•	</w:t>
+      </w:r>
+      <w:r>
+        <w:rPr>
+          <w:i w:val="false"/>
+          <w:iCs w:val="false"/>
+        </w:rPr>
+        <w:t xml:space="preserve">Make private the default for new documents, so that sharing more widely is a deliberate act, as Article 25(2) requires.</w:t>
+      </w:r>
+    </w:p>
+    <w:p>
+      <w:pPr>
+        <w:spacing w:after="80" w:line="300"/>
+        <w:ind w:left="567" w:hanging="283"/>
+        <w:jc w:val="both"/>
+      </w:pPr>
+      <w:r>
+        <w:rPr>
+          <w:i w:val="false"/>
+          <w:iCs w:val="false"/>
+        </w:rPr>
+        <w:t xml:space="preserve">•	</w:t>
+      </w:r>
+      <w:r>
+        <w:rPr>
+          <w:i w:val="false"/>
+          <w:iCs w:val="false"/>
+        </w:rPr>
+        <w:t xml:space="preserve">Introduce a classification scheme with a ‘Confidential – HR/Health’ label that applies restrictive permissions automatically (A.5.12 and A.5.13), backed by data leakage prevention rules that flag health information saved to open areas (A.8.12).</w:t>
+      </w:r>
+    </w:p>
+    <w:p>
+      <w:pPr>
+        <w:spacing w:after="80" w:line="300"/>
+        <w:ind w:left="567" w:hanging="283"/>
+        <w:jc w:val="both"/>
+      </w:pPr>
+      <w:r>
+        <w:rPr>
+          <w:i w:val="false"/>
+          <w:iCs w:val="false"/>
+        </w:rPr>
+        <w:t xml:space="preserve">•	</w:t>
+      </w:r>
+      <w:r>
+        <w:rPr>
+          <w:i w:val="false"/>
+          <w:iCs w:val="false"/>
+        </w:rPr>
+        <w:t xml:space="preserve">Log access to confidential repositories and keep the logs long enough to answer the question the Department could not: who opened the file (A.8.15).</w:t>
+      </w:r>
+    </w:p>
+    <w:p>
+      <w:pPr>
+        <w:spacing w:after="160" w:line="300"/>
+        <w:jc w:val="both"/>
+      </w:pPr>
+      <w:r>
+        <w:rPr>
+          <w:b/>
+          <w:bCs/>
+          <w:i w:val="false"/>
+          <w:iCs w:val="false"/>
+        </w:rPr>
+        <w:t xml:space="preserve">Assurance and people.</w:t>
+      </w:r>
+      <w:r>
+        <w:rPr>
+          <w:i w:val="false"/>
+          <w:iCs w:val="false"/>
+        </w:rPr>
+        <w:t xml:space="preserve"> Run a scheduled scan and access review of open repositories and report the results to senior management, which meets the Article 32(1)(d) requirement to test and evaluate security measures regularly. Give targeted training to line managers, who create most of these notes, rather than relying on general awareness modules (A.6.3). Set a retention period for notes of this kind, and run a lessons-learned review after the incident (A.5.27).</w:t>
+      </w:r>
+    </w:p>
+    <w:p>
+      <w:pPr>
+        <w:spacing w:after="160" w:line="300"/>
+        <w:jc w:val="both"/>
+      </w:pPr>
+      <w:r>
+        <w:rPr>
+          <w:i w:val="false"/>
+          <w:iCs w:val="false"/>
+        </w:rPr>
+        <w:t xml:space="preserve">The case is relevant to Pampered Pets as well. A small business with shared PCs and no access roles could easily end up keeping staff records in the same shared folders as its stock spreadsheets. Cyber Essentials controls user accounts but not who can open a particular document, so document-level access to staff data is a UK GDPR item that the standards register has to cover separately.</w:t>
+      </w:r>
+    </w:p>
+    <w:p>
+      <w:pPr>
+        <w:pStyle w:val="Heading1"/>
+      </w:pPr>
+      <w:r>
         <w:t xml:space="preserve">References</w:t>
       </w:r>
     </w:p>
@@ -1355,65 +1636,23 @@
           <w:i w:val="false"/>
           <w:iCs w:val="false"/>
         </w:rPr>
-        <w:t xml:space="preserve">Art. 32 GDPR – Security of processing (no date) </w:t>
+        <w:t xml:space="preserve">Aven, T. and Thekdi, S. (2025) </w:t>
       </w:r>
       <w:r>
         <w:rPr>
           <w:i/>
           <w:iCs/>
         </w:rPr>
-        <w:t xml:space="preserve">General Data Protection Regulation (GDPR)</w:t>
-      </w:r>
-      <w:r>
-        <w:rPr>
-          <w:i w:val="false"/>
-          <w:iCs w:val="false"/>
-        </w:rPr>
-        <w:t xml:space="preserve">. Available at: </w:t>
+        <w:t xml:space="preserve">Risk science: an introduction</w:t>
+      </w:r>
+      <w:r>
+        <w:rPr>
+          <w:i w:val="false"/>
+          <w:iCs w:val="false"/>
+        </w:rPr>
+        <w:t xml:space="preserve">. 2nd edn. Abingdon: Routledge. Chapter 8: Basic theory of risk management. Available at: </w:t>
       </w:r>
       <w:hyperlink w:history="1" r:id="rIdU5ref1">
-        <w:r>
-          <w:rPr>
-            <w:rStyle w:val="Hyperlink"/>
-          </w:rPr>
-          <w:t xml:space="preserve">https://gdpr-info.eu/art-32-gdpr/</w:t>
-        </w:r>
-      </w:hyperlink>
-      <w:r>
-        <w:rPr>
-          <w:i w:val="false"/>
-          <w:iCs w:val="false"/>
-        </w:rPr>
-        <w:t xml:space="preserve"> (Accessed: 3 October 2026).</w:t>
-      </w:r>
-    </w:p>
-    <w:p>
-      <w:pPr>
-        <w:spacing w:after="120"/>
-        <w:ind w:left="567" w:hanging="567"/>
-      </w:pPr>
-      <w:r>
-        <w:rPr>
-          <w:i w:val="false"/>
-          <w:iCs w:val="false"/>
-        </w:rPr>
-        <w:t xml:space="preserve">Aven, T. and Thekdi, S. (2025) </w:t>
-      </w:r>
-      <w:r>
-        <w:rPr>
-          <w:i/>
-          <w:iCs/>
-        </w:rPr>
-        <w:t xml:space="preserve">Risk science: an introduction</w:t>
-      </w:r>
-      <w:r>
-        <w:rPr>
-          <w:i w:val="false"/>
-          <w:iCs w:val="false"/>
-        </w:rPr>
-        <w:t xml:space="preserve">. 2nd edn. Abingdon: Routledge. Chapter 8: Basic theory of risk management. Available at: </w:t>
-      </w:r>
-      <w:hyperlink w:history="1" r:id="rIdU5ref2">
         <w:r>
           <w:rPr>
             <w:rStyle w:val="Hyperlink"/>
@@ -1455,7 +1694,7 @@
         </w:rPr>
         <w:t xml:space="preserve">, 189, pp. 279–286. Available at: </w:t>
       </w:r>
-      <w:hyperlink w:history="1" r:id="rIdU5ref3">
+      <w:hyperlink w:history="1" r:id="rIdU5ref2">
         <w:r>
           <w:rPr>
             <w:rStyle w:val="Hyperlink"/>
@@ -1497,12 +1736,54 @@
         </w:rPr>
         <w:t xml:space="preserve">, 31(1), e1984. Available at: </w:t>
       </w:r>
+      <w:hyperlink w:history="1" r:id="rIdU5ref3">
+        <w:r>
+          <w:rPr>
+            <w:rStyle w:val="Hyperlink"/>
+          </w:rPr>
+          <w:t xml:space="preserve">https://doi.org/10.1002/smr.1984</w:t>
+        </w:r>
+      </w:hyperlink>
+      <w:r>
+        <w:rPr>
+          <w:i w:val="false"/>
+          <w:iCs w:val="false"/>
+        </w:rPr>
+        <w:t xml:space="preserve"> (Accessed: 3 October 2026).</w:t>
+      </w:r>
+    </w:p>
+    <w:p>
+      <w:pPr>
+        <w:spacing w:after="120"/>
+        <w:ind w:left="567" w:hanging="567"/>
+      </w:pPr>
+      <w:r>
+        <w:rPr>
+          <w:i w:val="false"/>
+          <w:iCs w:val="false"/>
+        </w:rPr>
+        <w:t xml:space="preserve">Data Protection Commission (2020) </w:t>
+      </w:r>
+      <w:r>
+        <w:rPr>
+          <w:i/>
+          <w:iCs/>
+        </w:rPr>
+        <w:t xml:space="preserve">Case studies pre-GDPR</w:t>
+      </w:r>
+      <w:r>
+        <w:rPr>
+          <w:i w:val="false"/>
+          <w:iCs w:val="false"/>
+        </w:rPr>
+        <w:t xml:space="preserve">. Dublin: Data Protection Commission. Available at: </w:t>
+      </w:r>
       <w:hyperlink w:history="1" r:id="rIdU5ref4">
         <w:r>
           <w:rPr>
             <w:rStyle w:val="Hyperlink"/>
           </w:rPr>
-          <w:t xml:space="preserve">https://doi.org/10.1002/smr.1984</w:t>
+          <w:t xml:space="preserve">https://www.dataprotection.ie/en/pre-gdpr/case-studies</w:t>
         </w:r>
       </w:hyperlink>
       <w:r>
@@ -1817,21 +2098,36 @@
           <w:i w:val="false"/>
           <w:iCs w:val="false"/>
         </w:rPr>
-        <w:t xml:space="preserve">Rolfe, G., Freshwater, D. and Jasper, M. (2001) </w:t>
+        <w:t xml:space="preserve">Regulation (EU) 2016/679 of the European Parliament and of the Council of 27 April 2016 on the protection of natural persons with regard to the processing of personal data and on the free movement of such data, and repealing Directive 95/46/EC (General Data Protection Regulation). </w:t>
       </w:r>
       <w:r>
         <w:rPr>
           <w:i/>
           <w:iCs/>
         </w:rPr>
-        <w:t xml:space="preserve">Critical reflection in nursing and the helping professions: a user’s guide</w:t>
-      </w:r>
-      <w:r>
-        <w:rPr>
-          <w:i w:val="false"/>
-          <w:iCs w:val="false"/>
-        </w:rPr>
-        <w:t xml:space="preserve">. Basingstoke: Palgrave Macmillan.</w:t>
+        <w:t xml:space="preserve">Official Journal of the European Union</w:t>
+      </w:r>
+      <w:r>
+        <w:rPr>
+          <w:i w:val="false"/>
+          <w:iCs w:val="false"/>
+        </w:rPr>
+        <w:t xml:space="preserve">, L 119, 4 May, pp. 1–88. Available at: </w:t>
+      </w:r>
+      <w:hyperlink w:history="1" r:id="rIdU5ref12">
+        <w:r>
+          <w:rPr>
+            <w:rStyle w:val="Hyperlink"/>
+          </w:rPr>
+          <w:t xml:space="preserve">https://eur-lex.europa.eu/eli/reg/2016/679/oj</w:t>
+        </w:r>
+      </w:hyperlink>
+      <w:r>
+        <w:rPr>
+          <w:i w:val="false"/>
+          <w:iCs w:val="false"/>
+        </w:rPr>
+        <w:t xml:space="preserve"> (Accessed: 3 October 2026).</w:t>
       </w:r>
     </w:p>
     <w:p>
@@ -1844,13 +2140,40 @@
           <w:i w:val="false"/>
           <w:iCs w:val="false"/>
         </w:rPr>
-        <w:t xml:space="preserve">Sutton, D. (2021) </w:t>
+        <w:t xml:space="preserve">Rolfe, G., Freshwater, D. and Jasper, M. (2001) </w:t>
       </w:r>
       <w:r>
         <w:rPr>
           <w:i/>
           <w:iCs/>
         </w:rPr>
+        <w:t xml:space="preserve">Critical reflection in nursing and the helping professions: a user’s guide</w:t>
+      </w:r>
+      <w:r>
+        <w:rPr>
+          <w:i w:val="false"/>
+          <w:iCs w:val="false"/>
+        </w:rPr>
+        <w:t xml:space="preserve">. Basingstoke: Palgrave Macmillan.</w:t>
+      </w:r>
+    </w:p>
+    <w:p>
+      <w:pPr>
+        <w:spacing w:after="120"/>
+        <w:ind w:left="567" w:hanging="567"/>
+      </w:pPr>
+      <w:r>
+        <w:rPr>
+          <w:i w:val="false"/>
+          <w:iCs w:val="false"/>
+        </w:rPr>
+        <w:t xml:space="preserve">Sutton, D. (2021) </w:t>
+      </w:r>
+      <w:r>
+        <w:rPr>
+          <w:i/>
+          <w:iCs/>
+        </w:rPr>
         <w:t xml:space="preserve">Information risk management: a practitioner’s guide</w:t>
       </w:r>
       <w:r>
@@ -1860,7 +2183,7 @@
         </w:rPr>
         <w:t xml:space="preserve">. 2nd edn. Swindon: BCS, The Chartered Institute for IT. Appendix G: HMG cyber security guidelines. Available at: </w:t>
       </w:r>
-      <w:hyperlink w:history="1" r:id="rIdU5ref12">
+      <w:hyperlink w:history="1" r:id="rIdU5ref13">
         <w:r>
           <w:rPr>
             <w:rStyle w:val="Hyperlink"/>

--- a/SubPages/Security_Risk/docs/Unit5_Reflection.docx
+++ b/SubPages/Security_Risk/docs/Unit5_Reflection.docx
@@ -73,7 +73,7 @@
           <w:i w:val="false"/>
           <w:iCs w:val="false"/>
         </w:rPr>
-        <w:t xml:space="preserve">The first thing I had to correct was my own vocabulary. In the group report we used ‘standard’ for anything with an acronym. Kirvan (2025) separates frameworks, which often carry no compliance requirement, from standards and regulations, which do. Applied to Pampered Pets, our list splits three ways. The GDPR is law, and Article 32 requires security ‘appropriate to the risk’ (Regulation (EU) 2016/679, art. 32). PCI DSS is not law, but it binds any business that accepts card payments through its agreement with the card schemes (PCI Security Standards Council, 2024). ISO 31000 and ISO/IEC 27005, which we presented as our methodology, are guidance that nobody would ever audit the business against. Our report reduced the GDPR to a single ‘regulatory non-compliance’ row with a low likelihood rating, and PCI DSS to one bullet point among the digitalisation mitigations. The order was backwards: obligations fix part of the risk criteria, so they should be identified before any threat is scored.</w:t>
+        <w:t xml:space="preserve">The first thing I had to correct was my own vocabulary. In the group report we used ‘standard’ for anything with an acronym. Kirvan (2025) separates frameworks, which often carry no compliance requirement, from standards and regulations, which do. Applied to Pampered Pets, our list splits three ways. The GDPR is law, and Article 32 requires security ‘appropriate to the risk’ (Regulation (EU) 2016/679, art. 32). PCI DSS is not law, but it binds any business that accepts card payments through its agreement with the card schemes (PCI Security Standards Council, 2024). ISO 31000 and ISO/IEC 27005, which we presented as our methodology, are guidance that nobody would ever audit the business against. Our report reduced the GDPR to a single ‘regulatory non-compliance’ row with a low likelihood rating, without naming it, and did not mention PCI DSS at all, although its digitalised data flow diagram adds an e-commerce platform that would take payments. The order was backwards: obligations fix part of the risk criteria, so they should be identified before any threat is scored.</w:t>
       </w:r>
     </w:p>
     <w:p>
@@ -86,7 +86,7 @@
           <w:i w:val="false"/>
           <w:iCs w:val="false"/>
         </w:rPr>
-        <w:t xml:space="preserve">Barafort, Mesquida and Mas (2019) start from a practical problem: an IT organisation holding ISO 9001, ISO/IEC 20000-1 and ISO/IEC 27001 can end up with a separate risk process and register for each. Their answer is a single ISO 31000-based process reference model, with an assessment model for measuring that process’s capability. The integration argument supports our pairing of ISO 31000 with ISO/IEC 27005 rather than two separate exercises. The assessment model is less convincing for a business like Pampered Pets. Capability assessment assumes defined processes, named owners and evidence, and Pampered Pets currently has two PCs, no backups and stock control in spreadsheets. Adhillah et al. (2025) find that the benefits of ERM depend on firm size, ownership and industry, and that implementation remains hardest for SMEs and family businesses. Sutton’s (2021) appendix pointed to a more proportionate option among the UK government’s own schemes. Cyber Essentials is the government’s recommended minimum for organisations of any size and covers five technical controls: firewalls, secure configuration, security update management, user access control and malware protection (NCSC, no date). Nearly every status-quo mitigation in our report, from WPA3 and patching to access roles, falls under those five, so certification would give the owners an independent check for far less effort than ISO/IEC 27001.</w:t>
+        <w:t xml:space="preserve">Barafort, Mesquida and Mas (2019) start from a practical problem: an IT organisation holding ISO 9001, ISO/IEC 20000-1 and ISO/IEC 27001 can end up with a separate risk process and register for each. Their answer is a single ISO 31000-based process reference model, with an assessment model for measuring that process’s capability. The integration argument supports our pairing of ISO 31000 with ISO/IEC 27005 rather than two separate exercises. The assessment model is less convincing for a business like Pampered Pets. Capability assessment assumes defined processes, named owners and evidence, and Pampered Pets currently has two PCs, no backups and stock control in spreadsheets. Adhillah et al. (2025) find that the benefits of ERM depend on firm size, ownership and industry, and that implementation remains hardest for SMEs and family businesses. Sutton’s (2021) appendix pointed to a more proportionate option among the UK government’s own schemes. Cyber Essentials is the government’s recommended minimum for organisations of any size and covers five technical controls: firewalls, secure configuration, security update management, user access control and malware protection (NCSC, no date). Most of the security mitigations in our report, from WPA3 and longer passwords to basic access controls, endpoint protection and network segmentation, fall under those five, so certification would give the owners an independent check for far less effort than ISO/IEC 27001.</w:t>
       </w:r>
     </w:p>
     <w:p>
@@ -112,7 +112,7 @@
           <w:i w:val="false"/>
           <w:iCs w:val="false"/>
         </w:rPr>
-        <w:t xml:space="preserve">Allowing for standards in threat models made the most practical difference, because a standard can change the model itself, not just the list of controls. If Pampered Pets takes online payments through a hosted payment page from a PCI DSS validated provider, card data never touches its own systems, and the merchant may be able to validate with SAQ A, the shortest self-assessment questionnaire (PCI Security Standards Council, 2025). On the data flow diagram this moves the cardholder data trust boundary off the company’s servers, and several of the tampering and information disclosure threats in our STRIDE table fall out of scope. The shop page that loads the payment form stays in scope, which is where the January 2025 SAQ A criteria place the merchant’s responsibility. Standards can also distort a model, because each covers what it was written for: a threat model built to satisfy PCI DSS and the GDPR will concentrate on payment and personal data. Neither says anything about the warehouse temperature controls I identified in Unit 4, whose failure would spoil stock rather than leak data.</w:t>
+        <w:t xml:space="preserve">Allowing for standards in threat models made the most practical difference, because a standard can change the model itself, not just the list of controls. If Pampered Pets takes online payments through a hosted payment page from a PCI DSS validated provider, card data never touches its own systems, and the merchant may be able to validate with SAQ A, the shortest self-assessment questionnaire (PCI Security Standards Council, 2025). Our digitalised data flow diagram shows no payment provider at all. Drawing one in, outside the business boundary, keeps cardholder data out of the online orders database and takes card data out of the information disclosure threat in our STRIDE table, although customer and supplier data remain in it. The shop page that loads the payment form stays in scope, which is where the January 2025 SAQ A criteria place the merchant’s responsibility. Standards can also distort a model, because each covers what it was written for: a threat model built to satisfy PCI DSS and the GDPR will concentrate on payment and personal data. Neither says anything about the warehouse temperature controls I identified in Unit 4, whose failure would spoil stock rather than leak data.</w:t>
       </w:r>
     </w:p>
     <w:p>
@@ -154,7 +154,7 @@
           <w:iCs/>
           <w:color w:val="555555"/>
         </w:rPr>
-        <w:t xml:space="preserve">Applying the unit’s learning outcomes to the Pampered Pets case from the group risk assessment and the executive summary.</w:t>
+        <w:t xml:space="preserve">Applying the unit’s learning outcomes to the Pampered Pets assignment brief and the group risk assessment.</w:t>
       </w:r>
     </w:p>
     <w:p>
@@ -358,7 +358,7 @@
                 <w:sz w:val="20"/>
                 <w:szCs w:val="20"/>
               </w:rPr>
-              <w:t xml:space="preserve">Customer profiles, delivery addresses and CRM data are personal data. Article 32 requires security appropriate to the risk (Regulation (EU) 2016/679, art. 32).</w:t>
+              <w:t xml:space="preserve">Customer names and email addresses from emailed orders, and the accounts and orders the planned e-commerce platform will hold, are personal data. Article 32 requires security appropriate to the risk (Regulation (EU) 2016/679, art. 32).</w:t>
             </w:r>
           </w:p>
         </w:tc>
@@ -442,7 +442,7 @@
                 <w:sz w:val="20"/>
                 <w:szCs w:val="20"/>
               </w:rPr>
-              <w:t xml:space="preserve">Already applies to in-store card terminals. Online scope is kept small by using a validated hosted payment page and SAQ A (PCI Security Standards Council, 2024; 2025).</w:t>
+              <w:t xml:space="preserve">Applies wherever cards are accepted: in store if card terminals are used (the brief says only that customers pay in store) and online once the e-commerce platform takes payments. Online scope is kept small by using a validated hosted payment page and SAQ A (PCI Security Standards Council, 2024; 2025).</w:t>
             </w:r>
           </w:p>
         </w:tc>
@@ -524,7 +524,7 @@
                 <w:sz w:val="20"/>
                 <w:szCs w:val="20"/>
               </w:rPr>
-              <w:t xml:space="preserve">Its five controls match the status-quo weaknesses: shared Wi-Fi, unpatched PCs and no access roles (NCSC, no date).</w:t>
+              <w:t xml:space="preserve">Its five controls match the status-quo weaknesses: staff phones on the same wireless network as both PCs, an old warehouse PC and poor access control (NCSC, no date).</w:t>
             </w:r>
           </w:p>
         </w:tc>
@@ -690,7 +690,7 @@
                 <w:sz w:val="20"/>
                 <w:szCs w:val="20"/>
               </w:rPr>
-              <w:t xml:space="preserve">Gives a management system around the BC/DR strategy and the sub-minute RTO and RPO targets in the executive summary (ISO, 2019).</w:t>
+              <w:t xml:space="preserve">Gives a management system around business continuity, which the status-quo assessment found weak, with no backup policy or redundancy (ISO, 2019).</w:t>
             </w:r>
           </w:p>
         </w:tc>
@@ -709,7 +709,7 @@
                 <w:sz w:val="20"/>
                 <w:szCs w:val="20"/>
               </w:rPr>
-              <w:t xml:space="preserve">With the cloud migration</w:t>
+              <w:t xml:space="preserve">With digitalisation</w:t>
             </w:r>
           </w:p>
         </w:tc>
@@ -904,7 +904,7 @@
           <w:i w:val="false"/>
           <w:iCs w:val="false"/>
         </w:rPr>
-        <w:t xml:space="preserve">Each threat from the group’s STRIDE assessment is mapped to the clauses that treat it. The final row, carried over from Unit 4, has no owner in any of the standards selected, which is the reason for building the mapping.</w:t>
+        <w:t xml:space="preserve">Each threat from the group’s STRIDE table is mapped to the clauses that treat it. The report’s table had no elevation of privilege row, so I have added one from the access control weakness in its status-quo assessment. The final row, carried over from Unit 4, has no owner in any of the standards selected, which is the reason for building the mapping.</w:t>
       </w:r>
     </w:p>
     <w:tbl>
@@ -1001,7 +1001,7 @@
                 <w:sz w:val="20"/>
                 <w:szCs w:val="20"/>
               </w:rPr>
-              <w:t xml:space="preserve">Spoofing: phishing and stolen credentials</w:t>
+              <w:t xml:space="preserve">Spoofing: phishing emails</w:t>
             </w:r>
           </w:p>
         </w:tc>
@@ -1020,7 +1020,7 @@
                 <w:sz w:val="20"/>
                 <w:szCs w:val="20"/>
               </w:rPr>
-              <w:t xml:space="preserve">Cyber Essentials user access control; PCI DSS Req. 8; ISO/IEC 27001 A.8.5 Secure authentication, A.6.3 Awareness, education and training</w:t>
+              <w:t xml:space="preserve">Cyber Essentials user access control and malware protection; ISO/IEC 27001 A.6.3 Awareness, education and training, A.8.5 Secure authentication</w:t>
             </w:r>
           </w:p>
         </w:tc>
@@ -1045,7 +1045,7 @@
                 <w:sz w:val="20"/>
                 <w:szCs w:val="20"/>
               </w:rPr>
-              <w:t xml:space="preserve">Tampering: ERP or e-commerce data manipulated</w:t>
+              <w:t xml:space="preserve">Tampering: malware or unauthorised changes to the PCs and warehouse spreadsheets</w:t>
             </w:r>
           </w:p>
         </w:tc>
@@ -1065,7 +1065,7 @@
                 <w:sz w:val="20"/>
                 <w:szCs w:val="20"/>
               </w:rPr>
-              <w:t xml:space="preserve">Cyber Essentials secure configuration; ISO/IEC 27001 A.8.32 Change management, A.8.15 Logging</w:t>
+              <w:t xml:space="preserve">Cyber Essentials malware protection and secure configuration; ISO/IEC 27001 A.8.7 Protection against malware, A.8.13 Information backup</w:t>
             </w:r>
           </w:p>
         </w:tc>
@@ -1089,7 +1089,7 @@
                 <w:sz w:val="20"/>
                 <w:szCs w:val="20"/>
               </w:rPr>
-              <w:t xml:space="preserve">Repudiation: no audit trail for online orders</w:t>
+              <w:t xml:space="preserve">Repudiation: no audit trail for emailed orders</w:t>
             </w:r>
           </w:p>
         </w:tc>
@@ -1108,7 +1108,7 @@
                 <w:sz w:val="20"/>
                 <w:szCs w:val="20"/>
               </w:rPr>
-              <w:t xml:space="preserve">PCI DSS Req. 10; ISO/IEC 27001 A.8.15 Logging</w:t>
+              <w:t xml:space="preserve">ISO/IEC 27001 A.8.15 Logging; PCI DSS Req. 10 once orders are paid online</w:t>
             </w:r>
           </w:p>
         </w:tc>
@@ -1177,7 +1177,7 @@
                 <w:sz w:val="20"/>
                 <w:szCs w:val="20"/>
               </w:rPr>
-              <w:t xml:space="preserve">Denial of service: website or ERP outage</w:t>
+              <w:t xml:space="preserve">Denial of service: network outage (hub failure)</w:t>
             </w:r>
           </w:p>
         </w:tc>
@@ -1196,7 +1196,7 @@
                 <w:sz w:val="20"/>
                 <w:szCs w:val="20"/>
               </w:rPr>
-              <w:t xml:space="preserve">ISO 22301; ISO/IEC 27001 A.5.30 ICT readiness for business continuity, A.8.13 Information backup</w:t>
+              <w:t xml:space="preserve">ISO 22301; ISO/IEC 27001 A.5.30 ICT readiness for business continuity, A.8.14 Redundancy of information processing facilities</w:t>
             </w:r>
           </w:p>
         </w:tc>
@@ -1221,7 +1221,7 @@
                 <w:sz w:val="20"/>
                 <w:szCs w:val="20"/>
               </w:rPr>
-              <w:t xml:space="preserve">Elevation of privilege: weak role-based access control</w:t>
+              <w:t xml:space="preserve">Elevation of privilege: poor access control (not in the report’s STRIDE table; added from its status-quo assessment)</w:t>
             </w:r>
           </w:p>
         </w:tc>
@@ -1241,7 +1241,7 @@
                 <w:sz w:val="20"/>
                 <w:szCs w:val="20"/>
               </w:rPr>
-              <w:t xml:space="preserve">Cyber Essentials user access control; PCI DSS Req. 7; ISO/IEC 27001 A.8.2 Privileged access rights</w:t>
+              <w:t xml:space="preserve">Cyber Essentials user access control; ISO/IEC 27001 A.8.2 Privileged access rights; PCI DSS Req. 7 if cards are accepted</w:t>
             </w:r>
           </w:p>
         </w:tc>
@@ -1573,7 +1573,7 @@
           <w:i w:val="false"/>
           <w:iCs w:val="false"/>
         </w:rPr>
-        <w:t xml:space="preserve">The case is relevant to Pampered Pets as well. A small business with shared PCs and no access roles could easily end up keeping staff records in the same shared folders as its stock spreadsheets. Cyber Essentials controls user accounts but not who can open a particular document, so document-level access to staff data is a UK GDPR item that the standards register has to cover separately.</w:t>
+        <w:t xml:space="preserve">The case is relevant to Pampered Pets as well. A small business with shared PCs and poor access control could easily end up keeping staff records in the same shared folders as its stock spreadsheets. Cyber Essentials controls user accounts but not who can open a particular document, so document-level access to staff data is a UK GDPR item that the standards register has to cover separately.</w:t>
       </w:r>
     </w:p>
     <w:p>

--- a/SubPages/Security_Risk/docs/Unit5_Reflection.docx
+++ b/SubPages/Security_Risk/docs/Unit5_Reflection.docx
@@ -1615,7 +1615,7 @@
           <w:rPr>
             <w:rStyle w:val="Hyperlink"/>
           </w:rPr>
-          <w:t xml:space="preserve">https://doi.org/10.55927/jambak.v4i1.16407</w:t>
+          <w:t xml:space="preserve">https://journal.formosapublisher.org/index.php/jambak/article/view/16407</w:t>
         </w:r>
       </w:hyperlink>
       <w:r>
@@ -2147,7 +2147,7 @@
           <w:i/>
           <w:iCs/>
         </w:rPr>
-        <w:t xml:space="preserve">Critical reflection in nursing and the helping professions: a user’s guide</w:t>
+        <w:t>Critical reflection for nursing and the helping professions: a user’s guide</w:t>
       </w:r>
       <w:r>
         <w:rPr>

--- a/SubPages/Security_Risk/docs/Unit5_Reflection.docx
+++ b/SubPages/Security_Risk/docs/Unit5_Reflection.docx
@@ -99,7 +99,7 @@
           <w:i w:val="false"/>
           <w:iCs w:val="false"/>
         </w:rPr>
-        <w:t xml:space="preserve">Aven and Thekdi (2025) gave me a reason to be careful about how far standards should drive the analysis. They describe risk management as a balance between creating value and protecting against loss, handled through a mix of risk-informed, cautionary and resilience-based strategies. PCI DSS is essentially cautionary: it prescribes controls whatever the assessed risk happens to be. Aven and Ylönen (2019) go further, arguing that ISO 31000 has gained influence despite weak scientific foundations and inconsistent terminology, and that growing reliance on standards threatens the development of the field. I think this is overstated for a small retailer, which needs a ready-made structure more than a research-informed one. It does describe a weakness in our work. We named ISO 31000 and ISO/IEC 27005 in the title and methodology and then used a likelihood-impact matrix that neither requires, and the names lent the report an authority that the judgements behind it did not have. Following a standard’s process is not evidence that the risks were understood.</w:t>
+        <w:t xml:space="preserve">Aven and Thekdi (2025) gave me a reason to be careful about how far standards should drive the analysis. They describe risk management as a balance between creating value and protecting against loss, handled through a mix of risk-informed, cautionary and discursive strategies, with robustness and resilience treated as part of the cautionary approach. PCI DSS is essentially cautionary: it prescribes controls whatever the assessed risk happens to be. Aven and Ylönen (2019) go further, arguing that ISO 31000 has gained influence despite weak scientific foundations and inconsistent terminology, and that growing reliance on standards threatens the development of the field. I think this is overstated for a small retailer, which needs a ready-made structure more than a research-informed one. It does describe a weakness in our work. We named ISO 31000 and ISO/IEC 27005 in the title and methodology and then used a likelihood-impact matrix that neither requires, and the names lent the report an authority that the judgements behind it did not have. Following a standard’s process is not evidence that the risks were understood.</w:t>
       </w:r>
     </w:p>
     <w:p>

--- a/SubPages/Security_Risk/docs/Unit5_Reflection.docx
+++ b/SubPages/Security_Risk/docs/Unit5_Reflection.docx
@@ -5,6 +5,7 @@
     <w:p>
       <w:pPr>
         <w:pStyle w:val="Title"/>
+        <w:spacing w:line="480" w:lineRule="auto"/>
       </w:pPr>
       <w:r>
         <w:t xml:space="preserve">Unit 5 Reflection: Security and Risk Standards in Industry and the Enterprise</w:t>
@@ -12,10 +13,11 @@
     </w:p>
     <w:p>
       <w:pPr>
-        <w:spacing w:after="80"/>
-      </w:pPr>
-      <w:r>
-        <w:rPr>
+        <w:spacing w:after="80" w:line="480" w:lineRule="auto"/>
+      </w:pPr>
+      <w:r>
+        <w:rPr>
+          <w:rFonts w:ascii="Arial" w:hAnsi="Arial" w:cs="Arial" w:eastAsia="Arial"/>
           <w:color w:val="555555"/>
         </w:rPr>
         <w:t xml:space="preserve">Ian Stevens  |  Security and Risk Management, October 2025</w:t>
@@ -23,10 +25,11 @@
     </w:p>
     <w:p>
       <w:pPr>
-        <w:spacing w:after="240"/>
-      </w:pPr>
-      <w:r>
-        <w:rPr>
+        <w:spacing w:after="240" w:line="480" w:lineRule="auto"/>
+      </w:pPr>
+      <w:r>
+        <w:rPr>
+          <w:rFonts w:ascii="Arial" w:hAnsi="Arial" w:cs="Arial" w:eastAsia="Arial"/>
           <w:i/>
           <w:iCs/>
           <w:color w:val="555555"/>
@@ -37,6 +40,7 @@
     <w:p>
       <w:pPr>
         <w:pStyle w:val="Heading1"/>
+        <w:spacing w:line="480" w:lineRule="auto"/>
       </w:pPr>
       <w:r>
         <w:t xml:space="preserve">What?</w:t>
@@ -44,11 +48,12 @@
     </w:p>
     <w:p>
       <w:pPr>
-        <w:spacing w:after="160" w:line="300"/>
+        <w:spacing w:after="160" w:line="480" w:lineRule="auto"/>
         <w:jc w:val="both"/>
       </w:pPr>
       <w:r>
         <w:rPr>
+          <w:rFonts w:ascii="Arial" w:hAnsi="Arial" w:cs="Arial" w:eastAsia="Arial"/>
           <w:i w:val="false"/>
           <w:iCs w:val="false"/>
         </w:rPr>
@@ -58,6 +63,7 @@
     <w:p>
       <w:pPr>
         <w:pStyle w:val="Heading1"/>
+        <w:spacing w:line="480" w:lineRule="auto"/>
       </w:pPr>
       <w:r>
         <w:t xml:space="preserve">So what?</w:t>
@@ -65,11 +71,12 @@
     </w:p>
     <w:p>
       <w:pPr>
-        <w:spacing w:after="160" w:line="300"/>
+        <w:spacing w:after="160" w:line="480" w:lineRule="auto"/>
         <w:jc w:val="both"/>
       </w:pPr>
       <w:r>
         <w:rPr>
+          <w:rFonts w:ascii="Arial" w:hAnsi="Arial" w:cs="Arial" w:eastAsia="Arial"/>
           <w:i w:val="false"/>
           <w:iCs w:val="false"/>
         </w:rPr>
@@ -78,11 +85,12 @@
     </w:p>
     <w:p>
       <w:pPr>
-        <w:spacing w:after="160" w:line="300"/>
+        <w:spacing w:after="160" w:line="480" w:lineRule="auto"/>
         <w:jc w:val="both"/>
       </w:pPr>
       <w:r>
         <w:rPr>
+          <w:rFonts w:ascii="Arial" w:hAnsi="Arial" w:cs="Arial" w:eastAsia="Arial"/>
           <w:i w:val="false"/>
           <w:iCs w:val="false"/>
         </w:rPr>
@@ -91,11 +99,12 @@
     </w:p>
     <w:p>
       <w:pPr>
-        <w:spacing w:after="160" w:line="300"/>
+        <w:spacing w:after="160" w:line="480" w:lineRule="auto"/>
         <w:jc w:val="both"/>
       </w:pPr>
       <w:r>
         <w:rPr>
+          <w:rFonts w:ascii="Arial" w:hAnsi="Arial" w:cs="Arial" w:eastAsia="Arial"/>
           <w:i w:val="false"/>
           <w:iCs w:val="false"/>
         </w:rPr>
@@ -104,11 +113,12 @@
     </w:p>
     <w:p>
       <w:pPr>
-        <w:spacing w:after="160" w:line="300"/>
+        <w:spacing w:after="160" w:line="480" w:lineRule="auto"/>
         <w:jc w:val="both"/>
       </w:pPr>
       <w:r>
         <w:rPr>
+          <w:rFonts w:ascii="Arial" w:hAnsi="Arial" w:cs="Arial" w:eastAsia="Arial"/>
           <w:i w:val="false"/>
           <w:iCs w:val="false"/>
         </w:rPr>
@@ -118,6 +128,7 @@
     <w:p>
       <w:pPr>
         <w:pStyle w:val="Heading1"/>
+        <w:spacing w:line="480" w:lineRule="auto"/>
       </w:pPr>
       <w:r>
         <w:t xml:space="preserve">Now what?</w:t>
@@ -125,11 +136,12 @@
     </w:p>
     <w:p>
       <w:pPr>
-        <w:spacing w:after="160" w:line="300"/>
+        <w:spacing w:after="160" w:line="480" w:lineRule="auto"/>
         <w:jc w:val="both"/>
       </w:pPr>
       <w:r>
         <w:rPr>
+          <w:rFonts w:ascii="Arial" w:hAnsi="Arial" w:cs="Arial" w:eastAsia="Arial"/>
           <w:i w:val="false"/>
           <w:iCs w:val="false"/>
         </w:rPr>
@@ -139,6 +151,7 @@
     <w:p>
       <w:pPr>
         <w:pStyle w:val="Heading1"/>
+        <w:spacing w:line="480" w:lineRule="auto"/>
       </w:pPr>
       <w:r>
         <w:t xml:space="preserve">Artefact: Selecting Standards for Pampered Pets</w:t>
@@ -146,10 +159,11 @@
     </w:p>
     <w:p>
       <w:pPr>
-        <w:spacing w:after="160"/>
-      </w:pPr>
-      <w:r>
-        <w:rPr>
+        <w:spacing w:after="160" w:line="480" w:lineRule="auto"/>
+      </w:pPr>
+      <w:r>
+        <w:rPr>
+          <w:rFonts w:ascii="Arial" w:hAnsi="Arial" w:cs="Arial" w:eastAsia="Arial"/>
           <w:i/>
           <w:iCs/>
           <w:color w:val="555555"/>
@@ -160,6 +174,7 @@
     <w:p>
       <w:pPr>
         <w:pStyle w:val="Heading2"/>
+        <w:spacing w:line="480" w:lineRule="auto"/>
       </w:pPr>
       <w:r>
         <w:t xml:space="preserve">1. Standards register</w:t>
@@ -167,11 +182,12 @@
     </w:p>
     <w:p>
       <w:pPr>
-        <w:spacing w:after="160" w:line="300"/>
+        <w:spacing w:after="160" w:line="480" w:lineRule="auto"/>
         <w:jc w:val="both"/>
       </w:pPr>
       <w:r>
         <w:rPr>
+          <w:rFonts w:ascii="Arial" w:hAnsi="Arial" w:cs="Arial" w:eastAsia="Arial"/>
           <w:i w:val="false"/>
           <w:iCs w:val="false"/>
         </w:rPr>
@@ -215,17 +231,18 @@
           </w:tcPr>
           <w:p>
             <w:pPr>
-              <w:spacing w:after="0"/>
-            </w:pPr>
-            <w:r>
-              <w:rPr>
+              <w:spacing w:after="0" w:line="240" w:lineRule="auto"/>
+            </w:pPr>
+            <w:r>
+              <w:rPr>
+                <w:rFonts w:ascii="Arial" w:hAnsi="Arial" w:cs="Arial" w:eastAsia="Arial"/>
                 <w:b/>
                 <w:bCs/>
                 <w:i w:val="false"/>
                 <w:iCs w:val="false"/>
                 <w:color w:val="FFFFFF"/>
-                <w:sz w:val="20"/>
-                <w:szCs w:val="20"/>
+                <w:sz w:val="24"/>
+                <w:szCs w:val="24"/>
               </w:rPr>
               <w:t xml:space="preserve">Standard</w:t>
             </w:r>
@@ -238,17 +255,18 @@
           </w:tcPr>
           <w:p>
             <w:pPr>
-              <w:spacing w:after="0"/>
-            </w:pPr>
-            <w:r>
-              <w:rPr>
+              <w:spacing w:after="0" w:line="240" w:lineRule="auto"/>
+            </w:pPr>
+            <w:r>
+              <w:rPr>
+                <w:rFonts w:ascii="Arial" w:hAnsi="Arial" w:cs="Arial" w:eastAsia="Arial"/>
                 <w:b/>
                 <w:bCs/>
                 <w:i w:val="false"/>
                 <w:iCs w:val="false"/>
                 <w:color w:val="FFFFFF"/>
-                <w:sz w:val="20"/>
-                <w:szCs w:val="20"/>
+                <w:sz w:val="24"/>
+                <w:szCs w:val="24"/>
               </w:rPr>
               <w:t xml:space="preserve">Type</w:t>
             </w:r>
@@ -261,17 +279,18 @@
           </w:tcPr>
           <w:p>
             <w:pPr>
-              <w:spacing w:after="0"/>
-            </w:pPr>
-            <w:r>
-              <w:rPr>
+              <w:spacing w:after="0" w:line="240" w:lineRule="auto"/>
+            </w:pPr>
+            <w:r>
+              <w:rPr>
+                <w:rFonts w:ascii="Arial" w:hAnsi="Arial" w:cs="Arial" w:eastAsia="Arial"/>
                 <w:b/>
                 <w:bCs/>
                 <w:i w:val="false"/>
                 <w:iCs w:val="false"/>
                 <w:color w:val="FFFFFF"/>
-                <w:sz w:val="20"/>
-                <w:szCs w:val="20"/>
+                <w:sz w:val="24"/>
+                <w:szCs w:val="24"/>
               </w:rPr>
               <w:t xml:space="preserve">Why it applies to Pampered Pets</w:t>
             </w:r>
@@ -284,17 +303,18 @@
           </w:tcPr>
           <w:p>
             <w:pPr>
-              <w:spacing w:after="0"/>
-            </w:pPr>
-            <w:r>
-              <w:rPr>
+              <w:spacing w:after="0" w:line="240" w:lineRule="auto"/>
+            </w:pPr>
+            <w:r>
+              <w:rPr>
+                <w:rFonts w:ascii="Arial" w:hAnsi="Arial" w:cs="Arial" w:eastAsia="Arial"/>
                 <w:b/>
                 <w:bCs/>
                 <w:i w:val="false"/>
                 <w:iCs w:val="false"/>
                 <w:color w:val="FFFFFF"/>
-                <w:sz w:val="20"/>
-                <w:szCs w:val="20"/>
+                <w:sz w:val="24"/>
+                <w:szCs w:val="24"/>
               </w:rPr>
               <w:t xml:space="preserve">When</w:t>
             </w:r>
@@ -311,14 +331,15 @@
           </w:tcPr>
           <w:p>
             <w:pPr>
-              <w:spacing w:after="0"/>
-            </w:pPr>
-            <w:r>
-              <w:rPr>
-                <w:i w:val="false"/>
-                <w:iCs w:val="false"/>
-                <w:sz w:val="20"/>
-                <w:szCs w:val="20"/>
+              <w:spacing w:after="0" w:line="240" w:lineRule="auto"/>
+            </w:pPr>
+            <w:r>
+              <w:rPr>
+                <w:rFonts w:ascii="Arial" w:hAnsi="Arial" w:cs="Arial" w:eastAsia="Arial"/>
+                <w:i w:val="false"/>
+                <w:iCs w:val="false"/>
+                <w:sz w:val="24"/>
+                <w:szCs w:val="24"/>
               </w:rPr>
               <w:t xml:space="preserve">UK GDPR and Data Protection Act 2018</w:t>
             </w:r>
@@ -330,14 +351,15 @@
           </w:tcPr>
           <w:p>
             <w:pPr>
-              <w:spacing w:after="0"/>
-            </w:pPr>
-            <w:r>
-              <w:rPr>
-                <w:i w:val="false"/>
-                <w:iCs w:val="false"/>
-                <w:sz w:val="20"/>
-                <w:szCs w:val="20"/>
+              <w:spacing w:after="0" w:line="240" w:lineRule="auto"/>
+            </w:pPr>
+            <w:r>
+              <w:rPr>
+                <w:rFonts w:ascii="Arial" w:hAnsi="Arial" w:cs="Arial" w:eastAsia="Arial"/>
+                <w:i w:val="false"/>
+                <w:iCs w:val="false"/>
+                <w:sz w:val="24"/>
+                <w:szCs w:val="24"/>
               </w:rPr>
               <w:t xml:space="preserve">Law</w:t>
             </w:r>
@@ -349,14 +371,15 @@
           </w:tcPr>
           <w:p>
             <w:pPr>
-              <w:spacing w:after="0"/>
-            </w:pPr>
-            <w:r>
-              <w:rPr>
-                <w:i w:val="false"/>
-                <w:iCs w:val="false"/>
-                <w:sz w:val="20"/>
-                <w:szCs w:val="20"/>
+              <w:spacing w:after="0" w:line="240" w:lineRule="auto"/>
+            </w:pPr>
+            <w:r>
+              <w:rPr>
+                <w:rFonts w:ascii="Arial" w:hAnsi="Arial" w:cs="Arial" w:eastAsia="Arial"/>
+                <w:i w:val="false"/>
+                <w:iCs w:val="false"/>
+                <w:sz w:val="24"/>
+                <w:szCs w:val="24"/>
               </w:rPr>
               <w:t xml:space="preserve">Customer names and email addresses from emailed orders, and the accounts and orders the planned e-commerce platform will hold, are personal data. Article 32 requires security appropriate to the risk (Regulation (EU) 2016/679, art. 32).</w:t>
             </w:r>
@@ -368,14 +391,15 @@
           </w:tcPr>
           <w:p>
             <w:pPr>
-              <w:spacing w:after="0"/>
-            </w:pPr>
-            <w:r>
-              <w:rPr>
-                <w:i w:val="false"/>
-                <w:iCs w:val="false"/>
-                <w:sz w:val="20"/>
-                <w:szCs w:val="20"/>
+              <w:spacing w:after="0" w:line="240" w:lineRule="auto"/>
+            </w:pPr>
+            <w:r>
+              <w:rPr>
+                <w:rFonts w:ascii="Arial" w:hAnsi="Arial" w:cs="Arial" w:eastAsia="Arial"/>
+                <w:i w:val="false"/>
+                <w:iCs w:val="false"/>
+                <w:sz w:val="24"/>
+                <w:szCs w:val="24"/>
               </w:rPr>
               <w:t xml:space="preserve">Now</w:t>
             </w:r>
@@ -393,14 +417,15 @@
           </w:tcPr>
           <w:p>
             <w:pPr>
-              <w:spacing w:after="0"/>
-            </w:pPr>
-            <w:r>
-              <w:rPr>
-                <w:i w:val="false"/>
-                <w:iCs w:val="false"/>
-                <w:sz w:val="20"/>
-                <w:szCs w:val="20"/>
+              <w:spacing w:after="0" w:line="240" w:lineRule="auto"/>
+            </w:pPr>
+            <w:r>
+              <w:rPr>
+                <w:rFonts w:ascii="Arial" w:hAnsi="Arial" w:cs="Arial" w:eastAsia="Arial"/>
+                <w:i w:val="false"/>
+                <w:iCs w:val="false"/>
+                <w:sz w:val="24"/>
+                <w:szCs w:val="24"/>
               </w:rPr>
               <w:t xml:space="preserve">PCI DSS v4.0.1</w:t>
             </w:r>
@@ -413,14 +438,15 @@
           </w:tcPr>
           <w:p>
             <w:pPr>
-              <w:spacing w:after="0"/>
-            </w:pPr>
-            <w:r>
-              <w:rPr>
-                <w:i w:val="false"/>
-                <w:iCs w:val="false"/>
-                <w:sz w:val="20"/>
-                <w:szCs w:val="20"/>
+              <w:spacing w:after="0" w:line="240" w:lineRule="auto"/>
+            </w:pPr>
+            <w:r>
+              <w:rPr>
+                <w:rFonts w:ascii="Arial" w:hAnsi="Arial" w:cs="Arial" w:eastAsia="Arial"/>
+                <w:i w:val="false"/>
+                <w:iCs w:val="false"/>
+                <w:sz w:val="24"/>
+                <w:szCs w:val="24"/>
               </w:rPr>
               <w:t xml:space="preserve">Contractual</w:t>
             </w:r>
@@ -433,14 +459,15 @@
           </w:tcPr>
           <w:p>
             <w:pPr>
-              <w:spacing w:after="0"/>
-            </w:pPr>
-            <w:r>
-              <w:rPr>
-                <w:i w:val="false"/>
-                <w:iCs w:val="false"/>
-                <w:sz w:val="20"/>
-                <w:szCs w:val="20"/>
+              <w:spacing w:after="0" w:line="240" w:lineRule="auto"/>
+            </w:pPr>
+            <w:r>
+              <w:rPr>
+                <w:rFonts w:ascii="Arial" w:hAnsi="Arial" w:cs="Arial" w:eastAsia="Arial"/>
+                <w:i w:val="false"/>
+                <w:iCs w:val="false"/>
+                <w:sz w:val="24"/>
+                <w:szCs w:val="24"/>
               </w:rPr>
               <w:t xml:space="preserve">Applies wherever cards are accepted: in store if card terminals are used (the brief says only that customers pay in store) and online once the e-commerce platform takes payments. Online scope is kept small by using a validated hosted payment page and SAQ A (PCI Security Standards Council, 2024; 2025).</w:t>
             </w:r>
@@ -453,14 +480,15 @@
           </w:tcPr>
           <w:p>
             <w:pPr>
-              <w:spacing w:after="0"/>
-            </w:pPr>
-            <w:r>
-              <w:rPr>
-                <w:i w:val="false"/>
-                <w:iCs w:val="false"/>
-                <w:sz w:val="20"/>
-                <w:szCs w:val="20"/>
+              <w:spacing w:after="0" w:line="240" w:lineRule="auto"/>
+            </w:pPr>
+            <w:r>
+              <w:rPr>
+                <w:rFonts w:ascii="Arial" w:hAnsi="Arial" w:cs="Arial" w:eastAsia="Arial"/>
+                <w:i w:val="false"/>
+                <w:iCs w:val="false"/>
+                <w:sz w:val="24"/>
+                <w:szCs w:val="24"/>
               </w:rPr>
               <w:t xml:space="preserve">Now; review at website launch</w:t>
             </w:r>
@@ -477,14 +505,15 @@
           </w:tcPr>
           <w:p>
             <w:pPr>
-              <w:spacing w:after="0"/>
-            </w:pPr>
-            <w:r>
-              <w:rPr>
-                <w:i w:val="false"/>
-                <w:iCs w:val="false"/>
-                <w:sz w:val="20"/>
-                <w:szCs w:val="20"/>
+              <w:spacing w:after="0" w:line="240" w:lineRule="auto"/>
+            </w:pPr>
+            <w:r>
+              <w:rPr>
+                <w:rFonts w:ascii="Arial" w:hAnsi="Arial" w:cs="Arial" w:eastAsia="Arial"/>
+                <w:i w:val="false"/>
+                <w:iCs w:val="false"/>
+                <w:sz w:val="24"/>
+                <w:szCs w:val="24"/>
               </w:rPr>
               <w:t xml:space="preserve">Cyber Essentials</w:t>
             </w:r>
@@ -496,14 +525,15 @@
           </w:tcPr>
           <w:p>
             <w:pPr>
-              <w:spacing w:after="0"/>
-            </w:pPr>
-            <w:r>
-              <w:rPr>
-                <w:i w:val="false"/>
-                <w:iCs w:val="false"/>
-                <w:sz w:val="20"/>
-                <w:szCs w:val="20"/>
+              <w:spacing w:after="0" w:line="240" w:lineRule="auto"/>
+            </w:pPr>
+            <w:r>
+              <w:rPr>
+                <w:rFonts w:ascii="Arial" w:hAnsi="Arial" w:cs="Arial" w:eastAsia="Arial"/>
+                <w:i w:val="false"/>
+                <w:iCs w:val="false"/>
+                <w:sz w:val="24"/>
+                <w:szCs w:val="24"/>
               </w:rPr>
               <w:t xml:space="preserve">Government-backed certification (voluntary)</w:t>
             </w:r>
@@ -515,14 +545,15 @@
           </w:tcPr>
           <w:p>
             <w:pPr>
-              <w:spacing w:after="0"/>
-            </w:pPr>
-            <w:r>
-              <w:rPr>
-                <w:i w:val="false"/>
-                <w:iCs w:val="false"/>
-                <w:sz w:val="20"/>
-                <w:szCs w:val="20"/>
+              <w:spacing w:after="0" w:line="240" w:lineRule="auto"/>
+            </w:pPr>
+            <w:r>
+              <w:rPr>
+                <w:rFonts w:ascii="Arial" w:hAnsi="Arial" w:cs="Arial" w:eastAsia="Arial"/>
+                <w:i w:val="false"/>
+                <w:iCs w:val="false"/>
+                <w:sz w:val="24"/>
+                <w:szCs w:val="24"/>
               </w:rPr>
               <w:t xml:space="preserve">Its five controls match the status-quo weaknesses: staff phones on the same wireless network as both PCs, an old warehouse PC and poor access control (NCSC, no date).</w:t>
             </w:r>
@@ -534,14 +565,15 @@
           </w:tcPr>
           <w:p>
             <w:pPr>
-              <w:spacing w:after="0"/>
-            </w:pPr>
-            <w:r>
-              <w:rPr>
-                <w:i w:val="false"/>
-                <w:iCs w:val="false"/>
-                <w:sz w:val="20"/>
-                <w:szCs w:val="20"/>
+              <w:spacing w:after="0" w:line="240" w:lineRule="auto"/>
+            </w:pPr>
+            <w:r>
+              <w:rPr>
+                <w:rFonts w:ascii="Arial" w:hAnsi="Arial" w:cs="Arial" w:eastAsia="Arial"/>
+                <w:i w:val="false"/>
+                <w:iCs w:val="false"/>
+                <w:sz w:val="24"/>
+                <w:szCs w:val="24"/>
               </w:rPr>
               <w:t xml:space="preserve">Now</w:t>
             </w:r>
@@ -559,14 +591,15 @@
           </w:tcPr>
           <w:p>
             <w:pPr>
-              <w:spacing w:after="0"/>
-            </w:pPr>
-            <w:r>
-              <w:rPr>
-                <w:i w:val="false"/>
-                <w:iCs w:val="false"/>
-                <w:sz w:val="20"/>
-                <w:szCs w:val="20"/>
+              <w:spacing w:after="0" w:line="240" w:lineRule="auto"/>
+            </w:pPr>
+            <w:r>
+              <w:rPr>
+                <w:rFonts w:ascii="Arial" w:hAnsi="Arial" w:cs="Arial" w:eastAsia="Arial"/>
+                <w:i w:val="false"/>
+                <w:iCs w:val="false"/>
+                <w:sz w:val="24"/>
+                <w:szCs w:val="24"/>
               </w:rPr>
               <w:t xml:space="preserve">ISO 31000:2018 and ISO/IEC 27005:2022</w:t>
             </w:r>
@@ -579,14 +612,15 @@
           </w:tcPr>
           <w:p>
             <w:pPr>
-              <w:spacing w:after="0"/>
-            </w:pPr>
-            <w:r>
-              <w:rPr>
-                <w:i w:val="false"/>
-                <w:iCs w:val="false"/>
-                <w:sz w:val="20"/>
-                <w:szCs w:val="20"/>
+              <w:spacing w:after="0" w:line="240" w:lineRule="auto"/>
+            </w:pPr>
+            <w:r>
+              <w:rPr>
+                <w:rFonts w:ascii="Arial" w:hAnsi="Arial" w:cs="Arial" w:eastAsia="Arial"/>
+                <w:i w:val="false"/>
+                <w:iCs w:val="false"/>
+                <w:sz w:val="24"/>
+                <w:szCs w:val="24"/>
               </w:rPr>
               <w:t xml:space="preserve">Guidance (not certifiable)</w:t>
             </w:r>
@@ -599,14 +633,15 @@
           </w:tcPr>
           <w:p>
             <w:pPr>
-              <w:spacing w:after="0"/>
-            </w:pPr>
-            <w:r>
-              <w:rPr>
-                <w:i w:val="false"/>
-                <w:iCs w:val="false"/>
-                <w:sz w:val="20"/>
-                <w:szCs w:val="20"/>
+              <w:spacing w:after="0" w:line="240" w:lineRule="auto"/>
+            </w:pPr>
+            <w:r>
+              <w:rPr>
+                <w:rFonts w:ascii="Arial" w:hAnsi="Arial" w:cs="Arial" w:eastAsia="Arial"/>
+                <w:i w:val="false"/>
+                <w:iCs w:val="false"/>
+                <w:sz w:val="24"/>
+                <w:szCs w:val="24"/>
               </w:rPr>
               <w:t xml:space="preserve">Provide the business-wide and information security risk processes already used in the group report.</w:t>
             </w:r>
@@ -619,14 +654,15 @@
           </w:tcPr>
           <w:p>
             <w:pPr>
-              <w:spacing w:after="0"/>
-            </w:pPr>
-            <w:r>
-              <w:rPr>
-                <w:i w:val="false"/>
-                <w:iCs w:val="false"/>
-                <w:sz w:val="20"/>
-                <w:szCs w:val="20"/>
+              <w:spacing w:after="0" w:line="240" w:lineRule="auto"/>
+            </w:pPr>
+            <w:r>
+              <w:rPr>
+                <w:rFonts w:ascii="Arial" w:hAnsi="Arial" w:cs="Arial" w:eastAsia="Arial"/>
+                <w:i w:val="false"/>
+                <w:iCs w:val="false"/>
+                <w:sz w:val="24"/>
+                <w:szCs w:val="24"/>
               </w:rPr>
               <w:t xml:space="preserve">Ongoing</w:t>
             </w:r>
@@ -643,14 +679,15 @@
           </w:tcPr>
           <w:p>
             <w:pPr>
-              <w:spacing w:after="0"/>
-            </w:pPr>
-            <w:r>
-              <w:rPr>
-                <w:i w:val="false"/>
-                <w:iCs w:val="false"/>
-                <w:sz w:val="20"/>
-                <w:szCs w:val="20"/>
+              <w:spacing w:after="0" w:line="240" w:lineRule="auto"/>
+            </w:pPr>
+            <w:r>
+              <w:rPr>
+                <w:rFonts w:ascii="Arial" w:hAnsi="Arial" w:cs="Arial" w:eastAsia="Arial"/>
+                <w:i w:val="false"/>
+                <w:iCs w:val="false"/>
+                <w:sz w:val="24"/>
+                <w:szCs w:val="24"/>
               </w:rPr>
               <w:t xml:space="preserve">ISO 22301:2019</w:t>
             </w:r>
@@ -662,14 +699,15 @@
           </w:tcPr>
           <w:p>
             <w:pPr>
-              <w:spacing w:after="0"/>
-            </w:pPr>
-            <w:r>
-              <w:rPr>
-                <w:i w:val="false"/>
-                <w:iCs w:val="false"/>
-                <w:sz w:val="20"/>
-                <w:szCs w:val="20"/>
+              <w:spacing w:after="0" w:line="240" w:lineRule="auto"/>
+            </w:pPr>
+            <w:r>
+              <w:rPr>
+                <w:rFonts w:ascii="Arial" w:hAnsi="Arial" w:cs="Arial" w:eastAsia="Arial"/>
+                <w:i w:val="false"/>
+                <w:iCs w:val="false"/>
+                <w:sz w:val="24"/>
+                <w:szCs w:val="24"/>
               </w:rPr>
               <w:t xml:space="preserve">Voluntary, certifiable</w:t>
             </w:r>
@@ -681,14 +719,15 @@
           </w:tcPr>
           <w:p>
             <w:pPr>
-              <w:spacing w:after="0"/>
-            </w:pPr>
-            <w:r>
-              <w:rPr>
-                <w:i w:val="false"/>
-                <w:iCs w:val="false"/>
-                <w:sz w:val="20"/>
-                <w:szCs w:val="20"/>
+              <w:spacing w:after="0" w:line="240" w:lineRule="auto"/>
+            </w:pPr>
+            <w:r>
+              <w:rPr>
+                <w:rFonts w:ascii="Arial" w:hAnsi="Arial" w:cs="Arial" w:eastAsia="Arial"/>
+                <w:i w:val="false"/>
+                <w:iCs w:val="false"/>
+                <w:sz w:val="24"/>
+                <w:szCs w:val="24"/>
               </w:rPr>
               <w:t xml:space="preserve">Gives a management system around business continuity, which the status-quo assessment found weak, with no backup policy or redundancy (ISO, 2019).</w:t>
             </w:r>
@@ -700,14 +739,15 @@
           </w:tcPr>
           <w:p>
             <w:pPr>
-              <w:spacing w:after="0"/>
-            </w:pPr>
-            <w:r>
-              <w:rPr>
-                <w:i w:val="false"/>
-                <w:iCs w:val="false"/>
-                <w:sz w:val="20"/>
-                <w:szCs w:val="20"/>
+              <w:spacing w:after="0" w:line="240" w:lineRule="auto"/>
+            </w:pPr>
+            <w:r>
+              <w:rPr>
+                <w:rFonts w:ascii="Arial" w:hAnsi="Arial" w:cs="Arial" w:eastAsia="Arial"/>
+                <w:i w:val="false"/>
+                <w:iCs w:val="false"/>
+                <w:sz w:val="24"/>
+                <w:szCs w:val="24"/>
               </w:rPr>
               <w:t xml:space="preserve">With digitalisation</w:t>
             </w:r>
@@ -725,14 +765,15 @@
           </w:tcPr>
           <w:p>
             <w:pPr>
-              <w:spacing w:after="0"/>
-            </w:pPr>
-            <w:r>
-              <w:rPr>
-                <w:i w:val="false"/>
-                <w:iCs w:val="false"/>
-                <w:sz w:val="20"/>
-                <w:szCs w:val="20"/>
+              <w:spacing w:after="0" w:line="240" w:lineRule="auto"/>
+            </w:pPr>
+            <w:r>
+              <w:rPr>
+                <w:rFonts w:ascii="Arial" w:hAnsi="Arial" w:cs="Arial" w:eastAsia="Arial"/>
+                <w:i w:val="false"/>
+                <w:iCs w:val="false"/>
+                <w:sz w:val="24"/>
+                <w:szCs w:val="24"/>
               </w:rPr>
               <w:t xml:space="preserve">ISO/IEC 27001:2022</w:t>
             </w:r>
@@ -745,14 +786,15 @@
           </w:tcPr>
           <w:p>
             <w:pPr>
-              <w:spacing w:after="0"/>
-            </w:pPr>
-            <w:r>
-              <w:rPr>
-                <w:i w:val="false"/>
-                <w:iCs w:val="false"/>
-                <w:sz w:val="20"/>
-                <w:szCs w:val="20"/>
+              <w:spacing w:after="0" w:line="240" w:lineRule="auto"/>
+            </w:pPr>
+            <w:r>
+              <w:rPr>
+                <w:rFonts w:ascii="Arial" w:hAnsi="Arial" w:cs="Arial" w:eastAsia="Arial"/>
+                <w:i w:val="false"/>
+                <w:iCs w:val="false"/>
+                <w:sz w:val="24"/>
+                <w:szCs w:val="24"/>
               </w:rPr>
               <w:t xml:space="preserve">Voluntary, certifiable</w:t>
             </w:r>
@@ -765,14 +807,15 @@
           </w:tcPr>
           <w:p>
             <w:pPr>
-              <w:spacing w:after="0"/>
-            </w:pPr>
-            <w:r>
-              <w:rPr>
-                <w:i w:val="false"/>
-                <w:iCs w:val="false"/>
-                <w:sz w:val="20"/>
-                <w:szCs w:val="20"/>
+              <w:spacing w:after="0" w:line="240" w:lineRule="auto"/>
+            </w:pPr>
+            <w:r>
+              <w:rPr>
+                <w:rFonts w:ascii="Arial" w:hAnsi="Arial" w:cs="Arial" w:eastAsia="Arial"/>
+                <w:i w:val="false"/>
+                <w:iCs w:val="false"/>
+                <w:sz w:val="24"/>
+                <w:szCs w:val="24"/>
               </w:rPr>
               <w:t xml:space="preserve">A full information security management system; worth the cost once the ERP, international suppliers and investor due diligence call for formal assurance (ISO, 2022).</w:t>
             </w:r>
@@ -785,14 +828,15 @@
           </w:tcPr>
           <w:p>
             <w:pPr>
-              <w:spacing w:after="0"/>
-            </w:pPr>
-            <w:r>
-              <w:rPr>
-                <w:i w:val="false"/>
-                <w:iCs w:val="false"/>
-                <w:sz w:val="20"/>
-                <w:szCs w:val="20"/>
+              <w:spacing w:after="0" w:line="240" w:lineRule="auto"/>
+            </w:pPr>
+            <w:r>
+              <w:rPr>
+                <w:rFonts w:ascii="Arial" w:hAnsi="Arial" w:cs="Arial" w:eastAsia="Arial"/>
+                <w:i w:val="false"/>
+                <w:iCs w:val="false"/>
+                <w:sz w:val="24"/>
+                <w:szCs w:val="24"/>
               </w:rPr>
               <w:t xml:space="preserve">After digitalisation</w:t>
             </w:r>
@@ -809,14 +853,15 @@
           </w:tcPr>
           <w:p>
             <w:pPr>
-              <w:spacing w:after="0"/>
-            </w:pPr>
-            <w:r>
-              <w:rPr>
-                <w:i w:val="false"/>
-                <w:iCs w:val="false"/>
-                <w:sz w:val="20"/>
-                <w:szCs w:val="20"/>
+              <w:spacing w:after="0" w:line="240" w:lineRule="auto"/>
+            </w:pPr>
+            <w:r>
+              <w:rPr>
+                <w:rFonts w:ascii="Arial" w:hAnsi="Arial" w:cs="Arial" w:eastAsia="Arial"/>
+                <w:i w:val="false"/>
+                <w:iCs w:val="false"/>
+                <w:sz w:val="24"/>
+                <w:szCs w:val="24"/>
               </w:rPr>
               <w:t xml:space="preserve">NIST CSF 2.0</w:t>
             </w:r>
@@ -828,14 +873,15 @@
           </w:tcPr>
           <w:p>
             <w:pPr>
-              <w:spacing w:after="0"/>
-            </w:pPr>
-            <w:r>
-              <w:rPr>
-                <w:i w:val="false"/>
-                <w:iCs w:val="false"/>
-                <w:sz w:val="20"/>
-                <w:szCs w:val="20"/>
+              <w:spacing w:after="0" w:line="240" w:lineRule="auto"/>
+            </w:pPr>
+            <w:r>
+              <w:rPr>
+                <w:rFonts w:ascii="Arial" w:hAnsi="Arial" w:cs="Arial" w:eastAsia="Arial"/>
+                <w:i w:val="false"/>
+                <w:iCs w:val="false"/>
+                <w:sz w:val="24"/>
+                <w:szCs w:val="24"/>
               </w:rPr>
               <w:t xml:space="preserve">Framework (voluntary)</w:t>
             </w:r>
@@ -847,14 +893,15 @@
           </w:tcPr>
           <w:p>
             <w:pPr>
-              <w:spacing w:after="0"/>
-            </w:pPr>
-            <w:r>
-              <w:rPr>
-                <w:i w:val="false"/>
-                <w:iCs w:val="false"/>
-                <w:sz w:val="20"/>
-                <w:szCs w:val="20"/>
+              <w:spacing w:after="0" w:line="240" w:lineRule="auto"/>
+            </w:pPr>
+            <w:r>
+              <w:rPr>
+                <w:rFonts w:ascii="Arial" w:hAnsi="Arial" w:cs="Arial" w:eastAsia="Arial"/>
+                <w:i w:val="false"/>
+                <w:iCs w:val="false"/>
+                <w:sz w:val="24"/>
+                <w:szCs w:val="24"/>
               </w:rPr>
               <w:t xml:space="preserve">Its six functions (Govern, Identify, Protect, Detect, Respond, Recover) offer a simple way to report progress to the investor (NIST, 2024).</w:t>
             </w:r>
@@ -866,14 +913,15 @@
           </w:tcPr>
           <w:p>
             <w:pPr>
-              <w:spacing w:after="0"/>
-            </w:pPr>
-            <w:r>
-              <w:rPr>
-                <w:i w:val="false"/>
-                <w:iCs w:val="false"/>
-                <w:sz w:val="20"/>
-                <w:szCs w:val="20"/>
+              <w:spacing w:after="0" w:line="240" w:lineRule="auto"/>
+            </w:pPr>
+            <w:r>
+              <w:rPr>
+                <w:rFonts w:ascii="Arial" w:hAnsi="Arial" w:cs="Arial" w:eastAsia="Arial"/>
+                <w:i w:val="false"/>
+                <w:iCs w:val="false"/>
+                <w:sz w:val="24"/>
+                <w:szCs w:val="24"/>
               </w:rPr>
               <w:t xml:space="preserve">Optional</w:t>
             </w:r>
@@ -883,12 +931,13 @@
     </w:tbl>
     <w:p>
       <w:pPr>
-        <w:spacing w:after="120"/>
+        <w:spacing w:after="120" w:line="480" w:lineRule="auto"/>
       </w:pPr>
     </w:p>
     <w:p>
       <w:pPr>
         <w:pStyle w:val="Heading2"/>
+        <w:spacing w:line="480" w:lineRule="auto"/>
       </w:pPr>
       <w:r>
         <w:t xml:space="preserve">2. Allowing for standards in the threat model</w:t>
@@ -896,11 +945,12 @@
     </w:p>
     <w:p>
       <w:pPr>
-        <w:spacing w:after="160" w:line="300"/>
+        <w:spacing w:after="160" w:line="480" w:lineRule="auto"/>
         <w:jc w:val="both"/>
       </w:pPr>
       <w:r>
         <w:rPr>
+          <w:rFonts w:ascii="Arial" w:hAnsi="Arial" w:cs="Arial" w:eastAsia="Arial"/>
           <w:i w:val="false"/>
           <w:iCs w:val="false"/>
         </w:rPr>
@@ -942,17 +992,18 @@
           </w:tcPr>
           <w:p>
             <w:pPr>
-              <w:spacing w:after="0"/>
-            </w:pPr>
-            <w:r>
-              <w:rPr>
+              <w:spacing w:after="0" w:line="240" w:lineRule="auto"/>
+            </w:pPr>
+            <w:r>
+              <w:rPr>
+                <w:rFonts w:ascii="Arial" w:hAnsi="Arial" w:cs="Arial" w:eastAsia="Arial"/>
                 <w:b/>
                 <w:bCs/>
                 <w:i w:val="false"/>
                 <w:iCs w:val="false"/>
                 <w:color w:val="FFFFFF"/>
-                <w:sz w:val="20"/>
-                <w:szCs w:val="20"/>
+                <w:sz w:val="24"/>
+                <w:szCs w:val="24"/>
               </w:rPr>
               <w:t xml:space="preserve">STRIDE threat</w:t>
             </w:r>
@@ -965,17 +1016,18 @@
           </w:tcPr>
           <w:p>
             <w:pPr>
-              <w:spacing w:after="0"/>
-            </w:pPr>
-            <w:r>
-              <w:rPr>
+              <w:spacing w:after="0" w:line="240" w:lineRule="auto"/>
+            </w:pPr>
+            <w:r>
+              <w:rPr>
+                <w:rFonts w:ascii="Arial" w:hAnsi="Arial" w:cs="Arial" w:eastAsia="Arial"/>
                 <w:b/>
                 <w:bCs/>
                 <w:i w:val="false"/>
                 <w:iCs w:val="false"/>
                 <w:color w:val="FFFFFF"/>
-                <w:sz w:val="20"/>
-                <w:szCs w:val="20"/>
+                <w:sz w:val="24"/>
+                <w:szCs w:val="24"/>
               </w:rPr>
               <w:t xml:space="preserve">Control references</w:t>
             </w:r>
@@ -992,14 +1044,15 @@
           </w:tcPr>
           <w:p>
             <w:pPr>
-              <w:spacing w:after="0"/>
-            </w:pPr>
-            <w:r>
-              <w:rPr>
-                <w:i w:val="false"/>
-                <w:iCs w:val="false"/>
-                <w:sz w:val="20"/>
-                <w:szCs w:val="20"/>
+              <w:spacing w:after="0" w:line="240" w:lineRule="auto"/>
+            </w:pPr>
+            <w:r>
+              <w:rPr>
+                <w:rFonts w:ascii="Arial" w:hAnsi="Arial" w:cs="Arial" w:eastAsia="Arial"/>
+                <w:i w:val="false"/>
+                <w:iCs w:val="false"/>
+                <w:sz w:val="24"/>
+                <w:szCs w:val="24"/>
               </w:rPr>
               <w:t xml:space="preserve">Spoofing: phishing emails</w:t>
             </w:r>
@@ -1011,14 +1064,15 @@
           </w:tcPr>
           <w:p>
             <w:pPr>
-              <w:spacing w:after="0"/>
-            </w:pPr>
-            <w:r>
-              <w:rPr>
-                <w:i w:val="false"/>
-                <w:iCs w:val="false"/>
-                <w:sz w:val="20"/>
-                <w:szCs w:val="20"/>
+              <w:spacing w:after="0" w:line="240" w:lineRule="auto"/>
+            </w:pPr>
+            <w:r>
+              <w:rPr>
+                <w:rFonts w:ascii="Arial" w:hAnsi="Arial" w:cs="Arial" w:eastAsia="Arial"/>
+                <w:i w:val="false"/>
+                <w:iCs w:val="false"/>
+                <w:sz w:val="24"/>
+                <w:szCs w:val="24"/>
               </w:rPr>
               <w:t xml:space="preserve">Cyber Essentials user access control and malware protection; ISO/IEC 27001 A.6.3 Awareness, education and training, A.8.5 Secure authentication</w:t>
             </w:r>
@@ -1036,14 +1090,15 @@
           </w:tcPr>
           <w:p>
             <w:pPr>
-              <w:spacing w:after="0"/>
-            </w:pPr>
-            <w:r>
-              <w:rPr>
-                <w:i w:val="false"/>
-                <w:iCs w:val="false"/>
-                <w:sz w:val="20"/>
-                <w:szCs w:val="20"/>
+              <w:spacing w:after="0" w:line="240" w:lineRule="auto"/>
+            </w:pPr>
+            <w:r>
+              <w:rPr>
+                <w:rFonts w:ascii="Arial" w:hAnsi="Arial" w:cs="Arial" w:eastAsia="Arial"/>
+                <w:i w:val="false"/>
+                <w:iCs w:val="false"/>
+                <w:sz w:val="24"/>
+                <w:szCs w:val="24"/>
               </w:rPr>
               <w:t xml:space="preserve">Tampering: malware or unauthorised changes to the PCs and warehouse spreadsheets</w:t>
             </w:r>
@@ -1056,14 +1111,15 @@
           </w:tcPr>
           <w:p>
             <w:pPr>
-              <w:spacing w:after="0"/>
-            </w:pPr>
-            <w:r>
-              <w:rPr>
-                <w:i w:val="false"/>
-                <w:iCs w:val="false"/>
-                <w:sz w:val="20"/>
-                <w:szCs w:val="20"/>
+              <w:spacing w:after="0" w:line="240" w:lineRule="auto"/>
+            </w:pPr>
+            <w:r>
+              <w:rPr>
+                <w:rFonts w:ascii="Arial" w:hAnsi="Arial" w:cs="Arial" w:eastAsia="Arial"/>
+                <w:i w:val="false"/>
+                <w:iCs w:val="false"/>
+                <w:sz w:val="24"/>
+                <w:szCs w:val="24"/>
               </w:rPr>
               <w:t xml:space="preserve">Cyber Essentials malware protection and secure configuration; ISO/IEC 27001 A.8.7 Protection against malware, A.8.13 Information backup</w:t>
             </w:r>
@@ -1080,14 +1136,15 @@
           </w:tcPr>
           <w:p>
             <w:pPr>
-              <w:spacing w:after="0"/>
-            </w:pPr>
-            <w:r>
-              <w:rPr>
-                <w:i w:val="false"/>
-                <w:iCs w:val="false"/>
-                <w:sz w:val="20"/>
-                <w:szCs w:val="20"/>
+              <w:spacing w:after="0" w:line="240" w:lineRule="auto"/>
+            </w:pPr>
+            <w:r>
+              <w:rPr>
+                <w:rFonts w:ascii="Arial" w:hAnsi="Arial" w:cs="Arial" w:eastAsia="Arial"/>
+                <w:i w:val="false"/>
+                <w:iCs w:val="false"/>
+                <w:sz w:val="24"/>
+                <w:szCs w:val="24"/>
               </w:rPr>
               <w:t xml:space="preserve">Repudiation: no audit trail for emailed orders</w:t>
             </w:r>
@@ -1099,14 +1156,15 @@
           </w:tcPr>
           <w:p>
             <w:pPr>
-              <w:spacing w:after="0"/>
-            </w:pPr>
-            <w:r>
-              <w:rPr>
-                <w:i w:val="false"/>
-                <w:iCs w:val="false"/>
-                <w:sz w:val="20"/>
-                <w:szCs w:val="20"/>
+              <w:spacing w:after="0" w:line="240" w:lineRule="auto"/>
+            </w:pPr>
+            <w:r>
+              <w:rPr>
+                <w:rFonts w:ascii="Arial" w:hAnsi="Arial" w:cs="Arial" w:eastAsia="Arial"/>
+                <w:i w:val="false"/>
+                <w:iCs w:val="false"/>
+                <w:sz w:val="24"/>
+                <w:szCs w:val="24"/>
               </w:rPr>
               <w:t xml:space="preserve">ISO/IEC 27001 A.8.15 Logging; PCI DSS Req. 10 once orders are paid online</w:t>
             </w:r>
@@ -1124,14 +1182,15 @@
           </w:tcPr>
           <w:p>
             <w:pPr>
-              <w:spacing w:after="0"/>
-            </w:pPr>
-            <w:r>
-              <w:rPr>
-                <w:i w:val="false"/>
-                <w:iCs w:val="false"/>
-                <w:sz w:val="20"/>
-                <w:szCs w:val="20"/>
+              <w:spacing w:after="0" w:line="240" w:lineRule="auto"/>
+            </w:pPr>
+            <w:r>
+              <w:rPr>
+                <w:rFonts w:ascii="Arial" w:hAnsi="Arial" w:cs="Arial" w:eastAsia="Arial"/>
+                <w:i w:val="false"/>
+                <w:iCs w:val="false"/>
+                <w:sz w:val="24"/>
+                <w:szCs w:val="24"/>
               </w:rPr>
               <w:t xml:space="preserve">Information disclosure: customer or supplier data leaked</w:t>
             </w:r>
@@ -1144,14 +1203,15 @@
           </w:tcPr>
           <w:p>
             <w:pPr>
-              <w:spacing w:after="0"/>
-            </w:pPr>
-            <w:r>
-              <w:rPr>
-                <w:i w:val="false"/>
-                <w:iCs w:val="false"/>
-                <w:sz w:val="20"/>
-                <w:szCs w:val="20"/>
+              <w:spacing w:after="0" w:line="240" w:lineRule="auto"/>
+            </w:pPr>
+            <w:r>
+              <w:rPr>
+                <w:rFonts w:ascii="Arial" w:hAnsi="Arial" w:cs="Arial" w:eastAsia="Arial"/>
+                <w:i w:val="false"/>
+                <w:iCs w:val="false"/>
+                <w:sz w:val="24"/>
+                <w:szCs w:val="24"/>
               </w:rPr>
               <w:t xml:space="preserve">GDPR Art. 32; ISO/IEC 27001 A.8.24 Use of cryptography; card data removed from scope by the hosted payment page</w:t>
             </w:r>
@@ -1168,14 +1228,15 @@
           </w:tcPr>
           <w:p>
             <w:pPr>
-              <w:spacing w:after="0"/>
-            </w:pPr>
-            <w:r>
-              <w:rPr>
-                <w:i w:val="false"/>
-                <w:iCs w:val="false"/>
-                <w:sz w:val="20"/>
-                <w:szCs w:val="20"/>
+              <w:spacing w:after="0" w:line="240" w:lineRule="auto"/>
+            </w:pPr>
+            <w:r>
+              <w:rPr>
+                <w:rFonts w:ascii="Arial" w:hAnsi="Arial" w:cs="Arial" w:eastAsia="Arial"/>
+                <w:i w:val="false"/>
+                <w:iCs w:val="false"/>
+                <w:sz w:val="24"/>
+                <w:szCs w:val="24"/>
               </w:rPr>
               <w:t xml:space="preserve">Denial of service: network outage (hub failure)</w:t>
             </w:r>
@@ -1187,14 +1248,15 @@
           </w:tcPr>
           <w:p>
             <w:pPr>
-              <w:spacing w:after="0"/>
-            </w:pPr>
-            <w:r>
-              <w:rPr>
-                <w:i w:val="false"/>
-                <w:iCs w:val="false"/>
-                <w:sz w:val="20"/>
-                <w:szCs w:val="20"/>
+              <w:spacing w:after="0" w:line="240" w:lineRule="auto"/>
+            </w:pPr>
+            <w:r>
+              <w:rPr>
+                <w:rFonts w:ascii="Arial" w:hAnsi="Arial" w:cs="Arial" w:eastAsia="Arial"/>
+                <w:i w:val="false"/>
+                <w:iCs w:val="false"/>
+                <w:sz w:val="24"/>
+                <w:szCs w:val="24"/>
               </w:rPr>
               <w:t xml:space="preserve">ISO 22301; ISO/IEC 27001 A.5.30 ICT readiness for business continuity, A.8.14 Redundancy of information processing facilities</w:t>
             </w:r>
@@ -1212,14 +1274,15 @@
           </w:tcPr>
           <w:p>
             <w:pPr>
-              <w:spacing w:after="0"/>
-            </w:pPr>
-            <w:r>
-              <w:rPr>
-                <w:i w:val="false"/>
-                <w:iCs w:val="false"/>
-                <w:sz w:val="20"/>
-                <w:szCs w:val="20"/>
+              <w:spacing w:after="0" w:line="240" w:lineRule="auto"/>
+            </w:pPr>
+            <w:r>
+              <w:rPr>
+                <w:rFonts w:ascii="Arial" w:hAnsi="Arial" w:cs="Arial" w:eastAsia="Arial"/>
+                <w:i w:val="false"/>
+                <w:iCs w:val="false"/>
+                <w:sz w:val="24"/>
+                <w:szCs w:val="24"/>
               </w:rPr>
               <w:t xml:space="preserve">Elevation of privilege: poor access control (not in the report’s STRIDE table; added from its status-quo assessment)</w:t>
             </w:r>
@@ -1232,14 +1295,15 @@
           </w:tcPr>
           <w:p>
             <w:pPr>
-              <w:spacing w:after="0"/>
-            </w:pPr>
-            <w:r>
-              <w:rPr>
-                <w:i w:val="false"/>
-                <w:iCs w:val="false"/>
-                <w:sz w:val="20"/>
-                <w:szCs w:val="20"/>
+              <w:spacing w:after="0" w:line="240" w:lineRule="auto"/>
+            </w:pPr>
+            <w:r>
+              <w:rPr>
+                <w:rFonts w:ascii="Arial" w:hAnsi="Arial" w:cs="Arial" w:eastAsia="Arial"/>
+                <w:i w:val="false"/>
+                <w:iCs w:val="false"/>
+                <w:sz w:val="24"/>
+                <w:szCs w:val="24"/>
               </w:rPr>
               <w:t xml:space="preserve">Cyber Essentials user access control; ISO/IEC 27001 A.8.2 Privileged access rights; PCI DSS Req. 7 if cards are accepted</w:t>
             </w:r>
@@ -1256,14 +1320,15 @@
           </w:tcPr>
           <w:p>
             <w:pPr>
-              <w:spacing w:after="0"/>
-            </w:pPr>
-            <w:r>
-              <w:rPr>
-                <w:i w:val="false"/>
-                <w:iCs w:val="false"/>
-                <w:sz w:val="20"/>
-                <w:szCs w:val="20"/>
+              <w:spacing w:after="0" w:line="240" w:lineRule="auto"/>
+            </w:pPr>
+            <w:r>
+              <w:rPr>
+                <w:rFonts w:ascii="Arial" w:hAnsi="Arial" w:cs="Arial" w:eastAsia="Arial"/>
+                <w:i w:val="false"/>
+                <w:iCs w:val="false"/>
+                <w:sz w:val="24"/>
+                <w:szCs w:val="24"/>
               </w:rPr>
               <w:t xml:space="preserve">Tampering: warehouse temperature controller set point changed (Unit 4)</w:t>
             </w:r>
@@ -1275,14 +1340,15 @@
           </w:tcPr>
           <w:p>
             <w:pPr>
-              <w:spacing w:after="0"/>
-            </w:pPr>
-            <w:r>
-              <w:rPr>
-                <w:i w:val="false"/>
-                <w:iCs w:val="false"/>
-                <w:sz w:val="20"/>
-                <w:szCs w:val="20"/>
+              <w:spacing w:after="0" w:line="240" w:lineRule="auto"/>
+            </w:pPr>
+            <w:r>
+              <w:rPr>
+                <w:rFonts w:ascii="Arial" w:hAnsi="Arial" w:cs="Arial" w:eastAsia="Arial"/>
+                <w:i w:val="false"/>
+                <w:iCs w:val="false"/>
+                <w:sz w:val="24"/>
+                <w:szCs w:val="24"/>
               </w:rPr>
               <w:t xml:space="preserve">No direct control in the GDPR, PCI DSS or Cyber Essentials; covered by ISO/IEC 27001 only if the warehouse systems are brought into the ISMS scope. Needs an operational technology and product quality view.</w:t>
             </w:r>
@@ -1292,12 +1358,13 @@
     </w:tbl>
     <w:p>
       <w:pPr>
-        <w:spacing w:after="120"/>
+        <w:spacing w:after="120" w:line="480" w:lineRule="auto"/>
       </w:pPr>
     </w:p>
     <w:p>
       <w:pPr>
         <w:pStyle w:val="Heading1"/>
+        <w:spacing w:line="480" w:lineRule="auto"/>
       </w:pPr>
       <w:r>
         <w:t xml:space="preserve">GDPR Case Study: Access Restrictions on Employee Health Data</w:t>
@@ -1305,10 +1372,11 @@
     </w:p>
     <w:p>
       <w:pPr>
-        <w:spacing w:after="160"/>
-      </w:pPr>
-      <w:r>
-        <w:rPr>
+        <w:spacing w:after="160" w:line="480" w:lineRule="auto"/>
+      </w:pPr>
+      <w:r>
+        <w:rPr>
+          <w:rFonts w:ascii="Arial" w:hAnsi="Arial" w:cs="Arial" w:eastAsia="Arial"/>
           <w:i/>
           <w:iCs/>
           <w:color w:val="555555"/>
@@ -1319,6 +1387,7 @@
     <w:p>
       <w:pPr>
         <w:pStyle w:val="Heading2"/>
+        <w:spacing w:line="480" w:lineRule="auto"/>
       </w:pPr>
       <w:r>
         <w:t xml:space="preserve">The case</w:t>
@@ -1326,11 +1395,12 @@
     </w:p>
     <w:p>
       <w:pPr>
-        <w:spacing w:after="160" w:line="300"/>
+        <w:spacing w:after="160" w:line="480" w:lineRule="auto"/>
         <w:jc w:val="both"/>
       </w:pPr>
       <w:r>
         <w:rPr>
+          <w:rFonts w:ascii="Arial" w:hAnsi="Arial" w:cs="Arial" w:eastAsia="Arial"/>
           <w:i w:val="false"/>
           <w:iCs w:val="false"/>
         </w:rPr>
@@ -1340,6 +1410,7 @@
     <w:p>
       <w:pPr>
         <w:pStyle w:val="Heading2"/>
+        <w:spacing w:line="480" w:lineRule="auto"/>
       </w:pPr>
       <w:r>
         <w:t xml:space="preserve">1. What is the specific aspect of GDPR that your case study addresses?</w:t>
@@ -1347,11 +1418,12 @@
     </w:p>
     <w:p>
       <w:pPr>
-        <w:spacing w:after="160" w:line="300"/>
+        <w:spacing w:after="160" w:line="480" w:lineRule="auto"/>
         <w:jc w:val="both"/>
       </w:pPr>
       <w:r>
         <w:rPr>
+          <w:rFonts w:ascii="Arial" w:hAnsi="Arial" w:cs="Arial" w:eastAsia="Arial"/>
           <w:i w:val="false"/>
           <w:iCs w:val="false"/>
         </w:rPr>
@@ -1360,11 +1432,12 @@
     </w:p>
     <w:p>
       <w:pPr>
-        <w:spacing w:after="160" w:line="300"/>
+        <w:spacing w:after="160" w:line="480" w:lineRule="auto"/>
         <w:jc w:val="both"/>
       </w:pPr>
       <w:r>
         <w:rPr>
+          <w:rFonts w:ascii="Arial" w:hAnsi="Arial" w:cs="Arial" w:eastAsia="Arial"/>
           <w:i w:val="false"/>
           <w:iCs w:val="false"/>
         </w:rPr>
@@ -1374,6 +1447,7 @@
     <w:p>
       <w:pPr>
         <w:pStyle w:val="Heading2"/>
+        <w:spacing w:line="480" w:lineRule="auto"/>
       </w:pPr>
       <w:r>
         <w:t xml:space="preserve">2. How was it resolved?</w:t>
@@ -1381,11 +1455,12 @@
     </w:p>
     <w:p>
       <w:pPr>
-        <w:spacing w:after="160" w:line="300"/>
+        <w:spacing w:after="160" w:line="480" w:lineRule="auto"/>
         <w:jc w:val="both"/>
       </w:pPr>
       <w:r>
         <w:rPr>
+          <w:rFonts w:ascii="Arial" w:hAnsi="Arial" w:cs="Arial" w:eastAsia="Arial"/>
           <w:i w:val="false"/>
           <w:iCs w:val="false"/>
         </w:rPr>
@@ -1394,11 +1469,12 @@
     </w:p>
     <w:p>
       <w:pPr>
-        <w:spacing w:after="160" w:line="300"/>
+        <w:spacing w:after="160" w:line="480" w:lineRule="auto"/>
         <w:jc w:val="both"/>
       </w:pPr>
       <w:r>
         <w:rPr>
+          <w:rFonts w:ascii="Arial" w:hAnsi="Arial" w:cs="Arial" w:eastAsia="Arial"/>
           <w:i w:val="false"/>
           <w:iCs w:val="false"/>
         </w:rPr>
@@ -1408,6 +1484,7 @@
     <w:p>
       <w:pPr>
         <w:pStyle w:val="Heading2"/>
+        <w:spacing w:line="480" w:lineRule="auto"/>
       </w:pPr>
       <w:r>
         <w:t xml:space="preserve">3. If this was your organisation, what steps would you take as an Information Security Manager to mitigate the issue?</w:t>
@@ -1415,11 +1492,12 @@
     </w:p>
     <w:p>
       <w:pPr>
-        <w:spacing w:after="160" w:line="300"/>
+        <w:spacing w:after="160" w:line="480" w:lineRule="auto"/>
         <w:jc w:val="both"/>
       </w:pPr>
       <w:r>
         <w:rPr>
+          <w:rFonts w:ascii="Arial" w:hAnsi="Arial" w:cs="Arial" w:eastAsia="Arial"/>
           <w:b/>
           <w:bCs/>
           <w:i w:val="false"/>
@@ -1429,6 +1507,7 @@
       </w:r>
       <w:r>
         <w:rPr>
+          <w:rFonts w:ascii="Arial" w:hAnsi="Arial" w:cs="Arial" w:eastAsia="Arial"/>
           <w:i w:val="false"/>
           <w:iCs w:val="false"/>
         </w:rPr>
@@ -1437,11 +1516,12 @@
     </w:p>
     <w:p>
       <w:pPr>
-        <w:spacing w:after="160" w:line="300"/>
+        <w:spacing w:after="160" w:line="480" w:lineRule="auto"/>
         <w:jc w:val="both"/>
       </w:pPr>
       <w:r>
         <w:rPr>
+          <w:rFonts w:ascii="Arial" w:hAnsi="Arial" w:cs="Arial" w:eastAsia="Arial"/>
           <w:b/>
           <w:bCs/>
           <w:i w:val="false"/>
@@ -1451,6 +1531,7 @@
       </w:r>
       <w:r>
         <w:rPr>
+          <w:rFonts w:ascii="Arial" w:hAnsi="Arial" w:cs="Arial" w:eastAsia="Arial"/>
           <w:i w:val="false"/>
           <w:iCs w:val="false"/>
         </w:rPr>
@@ -1459,12 +1540,13 @@
     </w:p>
     <w:p>
       <w:pPr>
-        <w:spacing w:after="80" w:line="300"/>
+        <w:spacing w:after="80" w:line="480" w:lineRule="auto"/>
         <w:ind w:left="567" w:hanging="283"/>
         <w:jc w:val="both"/>
       </w:pPr>
       <w:r>
         <w:rPr>
+          <w:rFonts w:ascii="Arial" w:hAnsi="Arial" w:cs="Arial" w:eastAsia="Arial"/>
           <w:i w:val="false"/>
           <w:iCs w:val="false"/>
         </w:rPr>
@@ -1472,6 +1554,7 @@
       </w:r>
       <w:r>
         <w:rPr>
+          <w:rFonts w:ascii="Arial" w:hAnsi="Arial" w:cs="Arial" w:eastAsia="Arial"/>
           <w:i w:val="false"/>
           <w:iCs w:val="false"/>
         </w:rPr>
@@ -1480,12 +1563,13 @@
     </w:p>
     <w:p>
       <w:pPr>
-        <w:spacing w:after="80" w:line="300"/>
+        <w:spacing w:after="80" w:line="480" w:lineRule="auto"/>
         <w:ind w:left="567" w:hanging="283"/>
         <w:jc w:val="both"/>
       </w:pPr>
       <w:r>
         <w:rPr>
+          <w:rFonts w:ascii="Arial" w:hAnsi="Arial" w:cs="Arial" w:eastAsia="Arial"/>
           <w:i w:val="false"/>
           <w:iCs w:val="false"/>
         </w:rPr>
@@ -1493,6 +1577,7 @@
       </w:r>
       <w:r>
         <w:rPr>
+          <w:rFonts w:ascii="Arial" w:hAnsi="Arial" w:cs="Arial" w:eastAsia="Arial"/>
           <w:i w:val="false"/>
           <w:iCs w:val="false"/>
         </w:rPr>
@@ -1501,12 +1586,13 @@
     </w:p>
     <w:p>
       <w:pPr>
-        <w:spacing w:after="80" w:line="300"/>
+        <w:spacing w:after="80" w:line="480" w:lineRule="auto"/>
         <w:ind w:left="567" w:hanging="283"/>
         <w:jc w:val="both"/>
       </w:pPr>
       <w:r>
         <w:rPr>
+          <w:rFonts w:ascii="Arial" w:hAnsi="Arial" w:cs="Arial" w:eastAsia="Arial"/>
           <w:i w:val="false"/>
           <w:iCs w:val="false"/>
         </w:rPr>
@@ -1514,6 +1600,7 @@
       </w:r>
       <w:r>
         <w:rPr>
+          <w:rFonts w:ascii="Arial" w:hAnsi="Arial" w:cs="Arial" w:eastAsia="Arial"/>
           <w:i w:val="false"/>
           <w:iCs w:val="false"/>
         </w:rPr>
@@ -1522,12 +1609,13 @@
     </w:p>
     <w:p>
       <w:pPr>
-        <w:spacing w:after="80" w:line="300"/>
+        <w:spacing w:after="80" w:line="480" w:lineRule="auto"/>
         <w:ind w:left="567" w:hanging="283"/>
         <w:jc w:val="both"/>
       </w:pPr>
       <w:r>
         <w:rPr>
+          <w:rFonts w:ascii="Arial" w:hAnsi="Arial" w:cs="Arial" w:eastAsia="Arial"/>
           <w:i w:val="false"/>
           <w:iCs w:val="false"/>
         </w:rPr>
@@ -1535,6 +1623,7 @@
       </w:r>
       <w:r>
         <w:rPr>
+          <w:rFonts w:ascii="Arial" w:hAnsi="Arial" w:cs="Arial" w:eastAsia="Arial"/>
           <w:i w:val="false"/>
           <w:iCs w:val="false"/>
         </w:rPr>
@@ -1543,11 +1632,12 @@
     </w:p>
     <w:p>
       <w:pPr>
-        <w:spacing w:after="160" w:line="300"/>
+        <w:spacing w:after="160" w:line="480" w:lineRule="auto"/>
         <w:jc w:val="both"/>
       </w:pPr>
       <w:r>
         <w:rPr>
+          <w:rFonts w:ascii="Arial" w:hAnsi="Arial" w:cs="Arial" w:eastAsia="Arial"/>
           <w:b/>
           <w:bCs/>
           <w:i w:val="false"/>
@@ -1557,6 +1647,7 @@
       </w:r>
       <w:r>
         <w:rPr>
+          <w:rFonts w:ascii="Arial" w:hAnsi="Arial" w:cs="Arial" w:eastAsia="Arial"/>
           <w:i w:val="false"/>
           <w:iCs w:val="false"/>
         </w:rPr>
@@ -1565,11 +1656,12 @@
     </w:p>
     <w:p>
       <w:pPr>
-        <w:spacing w:after="160" w:line="300"/>
+        <w:spacing w:after="160" w:line="480" w:lineRule="auto"/>
         <w:jc w:val="both"/>
       </w:pPr>
       <w:r>
         <w:rPr>
+          <w:rFonts w:ascii="Arial" w:hAnsi="Arial" w:cs="Arial" w:eastAsia="Arial"/>
           <w:i w:val="false"/>
           <w:iCs w:val="false"/>
         </w:rPr>
@@ -1579,6 +1671,7 @@
     <w:p>
       <w:pPr>
         <w:pStyle w:val="Heading1"/>
+        <w:spacing w:line="480" w:lineRule="auto"/>
       </w:pPr>
       <w:r>
         <w:t xml:space="preserve">References</w:t>
@@ -1586,11 +1679,12 @@
     </w:p>
     <w:p>
       <w:pPr>
-        <w:spacing w:after="120"/>
+        <w:spacing w:after="120" w:line="480" w:lineRule="auto"/>
         <w:ind w:left="567" w:hanging="567"/>
       </w:pPr>
       <w:r>
         <w:rPr>
+          <w:rFonts w:ascii="Arial" w:hAnsi="Arial" w:cs="Arial" w:eastAsia="Arial"/>
           <w:i w:val="false"/>
           <w:iCs w:val="false"/>
         </w:rPr>
@@ -1598,6 +1692,7 @@
       </w:r>
       <w:r>
         <w:rPr>
+          <w:rFonts w:ascii="Arial" w:hAnsi="Arial" w:cs="Arial" w:eastAsia="Arial"/>
           <w:i/>
           <w:iCs/>
         </w:rPr>
@@ -1605,6 +1700,7 @@
       </w:r>
       <w:r>
         <w:rPr>
+          <w:rFonts w:ascii="Arial" w:hAnsi="Arial" w:cs="Arial" w:eastAsia="Arial"/>
           <w:i w:val="false"/>
           <w:iCs w:val="false"/>
         </w:rPr>
@@ -1614,12 +1710,14 @@
         <w:r>
           <w:rPr>
             <w:rStyle w:val="Hyperlink"/>
+            <w:rFonts w:ascii="Arial" w:hAnsi="Arial" w:cs="Arial" w:eastAsia="Arial"/>
           </w:rPr>
           <w:t xml:space="preserve">https://journal.formosapublisher.org/index.php/jambak/article/view/16407</w:t>
         </w:r>
       </w:hyperlink>
       <w:r>
         <w:rPr>
+          <w:rFonts w:ascii="Arial" w:hAnsi="Arial" w:cs="Arial" w:eastAsia="Arial"/>
           <w:i w:val="false"/>
           <w:iCs w:val="false"/>
         </w:rPr>
@@ -1628,11 +1726,12 @@
     </w:p>
     <w:p>
       <w:pPr>
-        <w:spacing w:after="120"/>
+        <w:spacing w:after="120" w:line="480" w:lineRule="auto"/>
         <w:ind w:left="567" w:hanging="567"/>
       </w:pPr>
       <w:r>
         <w:rPr>
+          <w:rFonts w:ascii="Arial" w:hAnsi="Arial" w:cs="Arial" w:eastAsia="Arial"/>
           <w:i w:val="false"/>
           <w:iCs w:val="false"/>
         </w:rPr>
@@ -1640,6 +1739,7 @@
       </w:r>
       <w:r>
         <w:rPr>
+          <w:rFonts w:ascii="Arial" w:hAnsi="Arial" w:cs="Arial" w:eastAsia="Arial"/>
           <w:i/>
           <w:iCs/>
         </w:rPr>
@@ -1647,6 +1747,7 @@
       </w:r>
       <w:r>
         <w:rPr>
+          <w:rFonts w:ascii="Arial" w:hAnsi="Arial" w:cs="Arial" w:eastAsia="Arial"/>
           <w:i w:val="false"/>
           <w:iCs w:val="false"/>
         </w:rPr>
@@ -1656,12 +1757,14 @@
         <w:r>
           <w:rPr>
             <w:rStyle w:val="Hyperlink"/>
+            <w:rFonts w:ascii="Arial" w:hAnsi="Arial" w:cs="Arial" w:eastAsia="Arial"/>
           </w:rPr>
           <w:t xml:space="preserve">https://www.routledge.com/Risk-Science-An-Introduction/Aven-Thekdi/p/book/9781032798905</w:t>
         </w:r>
       </w:hyperlink>
       <w:r>
         <w:rPr>
+          <w:rFonts w:ascii="Arial" w:hAnsi="Arial" w:cs="Arial" w:eastAsia="Arial"/>
           <w:i w:val="false"/>
           <w:iCs w:val="false"/>
         </w:rPr>
@@ -1670,11 +1773,12 @@
     </w:p>
     <w:p>
       <w:pPr>
-        <w:spacing w:after="120"/>
+        <w:spacing w:after="120" w:line="480" w:lineRule="auto"/>
         <w:ind w:left="567" w:hanging="567"/>
       </w:pPr>
       <w:r>
         <w:rPr>
+          <w:rFonts w:ascii="Arial" w:hAnsi="Arial" w:cs="Arial" w:eastAsia="Arial"/>
           <w:i w:val="false"/>
           <w:iCs w:val="false"/>
         </w:rPr>
@@ -1682,6 +1786,7 @@
       </w:r>
       <w:r>
         <w:rPr>
+          <w:rFonts w:ascii="Arial" w:hAnsi="Arial" w:cs="Arial" w:eastAsia="Arial"/>
           <w:i/>
           <w:iCs/>
         </w:rPr>
@@ -1689,6 +1794,7 @@
       </w:r>
       <w:r>
         <w:rPr>
+          <w:rFonts w:ascii="Arial" w:hAnsi="Arial" w:cs="Arial" w:eastAsia="Arial"/>
           <w:i w:val="false"/>
           <w:iCs w:val="false"/>
         </w:rPr>
@@ -1698,12 +1804,14 @@
         <w:r>
           <w:rPr>
             <w:rStyle w:val="Hyperlink"/>
+            <w:rFonts w:ascii="Arial" w:hAnsi="Arial" w:cs="Arial" w:eastAsia="Arial"/>
           </w:rPr>
           <w:t xml:space="preserve">https://doi.org/10.1016/j.ress.2019.04.035</w:t>
         </w:r>
       </w:hyperlink>
       <w:r>
         <w:rPr>
+          <w:rFonts w:ascii="Arial" w:hAnsi="Arial" w:cs="Arial" w:eastAsia="Arial"/>
           <w:i w:val="false"/>
           <w:iCs w:val="false"/>
         </w:rPr>
@@ -1712,11 +1820,12 @@
     </w:p>
     <w:p>
       <w:pPr>
-        <w:spacing w:after="120"/>
+        <w:spacing w:after="120" w:line="480" w:lineRule="auto"/>
         <w:ind w:left="567" w:hanging="567"/>
       </w:pPr>
       <w:r>
         <w:rPr>
+          <w:rFonts w:ascii="Arial" w:hAnsi="Arial" w:cs="Arial" w:eastAsia="Arial"/>
           <w:i w:val="false"/>
           <w:iCs w:val="false"/>
         </w:rPr>
@@ -1724,6 +1833,7 @@
       </w:r>
       <w:r>
         <w:rPr>
+          <w:rFonts w:ascii="Arial" w:hAnsi="Arial" w:cs="Arial" w:eastAsia="Arial"/>
           <w:i/>
           <w:iCs/>
         </w:rPr>
@@ -1731,6 +1841,7 @@
       </w:r>
       <w:r>
         <w:rPr>
+          <w:rFonts w:ascii="Arial" w:hAnsi="Arial" w:cs="Arial" w:eastAsia="Arial"/>
           <w:i w:val="false"/>
           <w:iCs w:val="false"/>
         </w:rPr>
@@ -1740,12 +1851,14 @@
         <w:r>
           <w:rPr>
             <w:rStyle w:val="Hyperlink"/>
+            <w:rFonts w:ascii="Arial" w:hAnsi="Arial" w:cs="Arial" w:eastAsia="Arial"/>
           </w:rPr>
           <w:t xml:space="preserve">https://doi.org/10.1002/smr.1984</w:t>
         </w:r>
       </w:hyperlink>
       <w:r>
         <w:rPr>
+          <w:rFonts w:ascii="Arial" w:hAnsi="Arial" w:cs="Arial" w:eastAsia="Arial"/>
           <w:i w:val="false"/>
           <w:iCs w:val="false"/>
         </w:rPr>
@@ -1754,11 +1867,12 @@
     </w:p>
     <w:p>
       <w:pPr>
-        <w:spacing w:after="120"/>
+        <w:spacing w:after="120" w:line="480" w:lineRule="auto"/>
         <w:ind w:left="567" w:hanging="567"/>
       </w:pPr>
       <w:r>
         <w:rPr>
+          <w:rFonts w:ascii="Arial" w:hAnsi="Arial" w:cs="Arial" w:eastAsia="Arial"/>
           <w:i w:val="false"/>
           <w:iCs w:val="false"/>
         </w:rPr>
@@ -1766,6 +1880,7 @@
       </w:r>
       <w:r>
         <w:rPr>
+          <w:rFonts w:ascii="Arial" w:hAnsi="Arial" w:cs="Arial" w:eastAsia="Arial"/>
           <w:i/>
           <w:iCs/>
         </w:rPr>
@@ -1773,6 +1888,7 @@
       </w:r>
       <w:r>
         <w:rPr>
+          <w:rFonts w:ascii="Arial" w:hAnsi="Arial" w:cs="Arial" w:eastAsia="Arial"/>
           <w:i w:val="false"/>
           <w:iCs w:val="false"/>
         </w:rPr>
@@ -1782,12 +1898,14 @@
         <w:r>
           <w:rPr>
             <w:rStyle w:val="Hyperlink"/>
+            <w:rFonts w:ascii="Arial" w:hAnsi="Arial" w:cs="Arial" w:eastAsia="Arial"/>
           </w:rPr>
           <w:t xml:space="preserve">https://www.dataprotection.ie/en/pre-gdpr/case-studies</w:t>
         </w:r>
       </w:hyperlink>
       <w:r>
         <w:rPr>
+          <w:rFonts w:ascii="Arial" w:hAnsi="Arial" w:cs="Arial" w:eastAsia="Arial"/>
           <w:i w:val="false"/>
           <w:iCs w:val="false"/>
         </w:rPr>
@@ -1796,11 +1914,12 @@
     </w:p>
     <w:p>
       <w:pPr>
-        <w:spacing w:after="120"/>
+        <w:spacing w:after="120" w:line="480" w:lineRule="auto"/>
         <w:ind w:left="567" w:hanging="567"/>
       </w:pPr>
       <w:r>
         <w:rPr>
+          <w:rFonts w:ascii="Arial" w:hAnsi="Arial" w:cs="Arial" w:eastAsia="Arial"/>
           <w:i w:val="false"/>
           <w:iCs w:val="false"/>
         </w:rPr>
@@ -1808,6 +1927,7 @@
       </w:r>
       <w:r>
         <w:rPr>
+          <w:rFonts w:ascii="Arial" w:hAnsi="Arial" w:cs="Arial" w:eastAsia="Arial"/>
           <w:i/>
           <w:iCs/>
         </w:rPr>
@@ -1815,6 +1935,7 @@
       </w:r>
       <w:r>
         <w:rPr>
+          <w:rFonts w:ascii="Arial" w:hAnsi="Arial" w:cs="Arial" w:eastAsia="Arial"/>
           <w:i w:val="false"/>
           <w:iCs w:val="false"/>
         </w:rPr>
@@ -1824,12 +1945,14 @@
         <w:r>
           <w:rPr>
             <w:rStyle w:val="Hyperlink"/>
+            <w:rFonts w:ascii="Arial" w:hAnsi="Arial" w:cs="Arial" w:eastAsia="Arial"/>
           </w:rPr>
           <w:t xml:space="preserve">https://www.iso.org/standard/75106.html</w:t>
         </w:r>
       </w:hyperlink>
       <w:r>
         <w:rPr>
+          <w:rFonts w:ascii="Arial" w:hAnsi="Arial" w:cs="Arial" w:eastAsia="Arial"/>
           <w:i w:val="false"/>
           <w:iCs w:val="false"/>
         </w:rPr>
@@ -1838,11 +1961,12 @@
     </w:p>
     <w:p>
       <w:pPr>
-        <w:spacing w:after="120"/>
+        <w:spacing w:after="120" w:line="480" w:lineRule="auto"/>
         <w:ind w:left="567" w:hanging="567"/>
       </w:pPr>
       <w:r>
         <w:rPr>
+          <w:rFonts w:ascii="Arial" w:hAnsi="Arial" w:cs="Arial" w:eastAsia="Arial"/>
           <w:i w:val="false"/>
           <w:iCs w:val="false"/>
         </w:rPr>
@@ -1850,6 +1974,7 @@
       </w:r>
       <w:r>
         <w:rPr>
+          <w:rFonts w:ascii="Arial" w:hAnsi="Arial" w:cs="Arial" w:eastAsia="Arial"/>
           <w:i/>
           <w:iCs/>
         </w:rPr>
@@ -1857,6 +1982,7 @@
       </w:r>
       <w:r>
         <w:rPr>
+          <w:rFonts w:ascii="Arial" w:hAnsi="Arial" w:cs="Arial" w:eastAsia="Arial"/>
           <w:i w:val="false"/>
           <w:iCs w:val="false"/>
         </w:rPr>
@@ -1866,12 +1992,14 @@
         <w:r>
           <w:rPr>
             <w:rStyle w:val="Hyperlink"/>
+            <w:rFonts w:ascii="Arial" w:hAnsi="Arial" w:cs="Arial" w:eastAsia="Arial"/>
           </w:rPr>
           <w:t xml:space="preserve">https://www.iso.org/standard/27001</w:t>
         </w:r>
       </w:hyperlink>
       <w:r>
         <w:rPr>
+          <w:rFonts w:ascii="Arial" w:hAnsi="Arial" w:cs="Arial" w:eastAsia="Arial"/>
           <w:i w:val="false"/>
           <w:iCs w:val="false"/>
         </w:rPr>
@@ -1880,11 +2008,12 @@
     </w:p>
     <w:p>
       <w:pPr>
-        <w:spacing w:after="120"/>
+        <w:spacing w:after="120" w:line="480" w:lineRule="auto"/>
         <w:ind w:left="567" w:hanging="567"/>
       </w:pPr>
       <w:r>
         <w:rPr>
+          <w:rFonts w:ascii="Arial" w:hAnsi="Arial" w:cs="Arial" w:eastAsia="Arial"/>
           <w:i w:val="false"/>
           <w:iCs w:val="false"/>
         </w:rPr>
@@ -1892,6 +2021,7 @@
       </w:r>
       <w:r>
         <w:rPr>
+          <w:rFonts w:ascii="Arial" w:hAnsi="Arial" w:cs="Arial" w:eastAsia="Arial"/>
           <w:i/>
           <w:iCs/>
         </w:rPr>
@@ -1899,6 +2029,7 @@
       </w:r>
       <w:r>
         <w:rPr>
+          <w:rFonts w:ascii="Arial" w:hAnsi="Arial" w:cs="Arial" w:eastAsia="Arial"/>
           <w:i w:val="false"/>
           <w:iCs w:val="false"/>
         </w:rPr>
@@ -1908,12 +2039,14 @@
         <w:r>
           <w:rPr>
             <w:rStyle w:val="Hyperlink"/>
+            <w:rFonts w:ascii="Arial" w:hAnsi="Arial" w:cs="Arial" w:eastAsia="Arial"/>
           </w:rPr>
           <w:t xml:space="preserve">https://www.techtarget.com/cybersecurity/tip/Top-15-IT-security-frameworks-and-standards-explained</w:t>
         </w:r>
       </w:hyperlink>
       <w:r>
         <w:rPr>
+          <w:rFonts w:ascii="Arial" w:hAnsi="Arial" w:cs="Arial" w:eastAsia="Arial"/>
           <w:i w:val="false"/>
           <w:iCs w:val="false"/>
         </w:rPr>
@@ -1922,11 +2055,12 @@
     </w:p>
     <w:p>
       <w:pPr>
-        <w:spacing w:after="120"/>
+        <w:spacing w:after="120" w:line="480" w:lineRule="auto"/>
         <w:ind w:left="567" w:hanging="567"/>
       </w:pPr>
       <w:r>
         <w:rPr>
+          <w:rFonts w:ascii="Arial" w:hAnsi="Arial" w:cs="Arial" w:eastAsia="Arial"/>
           <w:i w:val="false"/>
           <w:iCs w:val="false"/>
         </w:rPr>
@@ -1934,6 +2068,7 @@
       </w:r>
       <w:r>
         <w:rPr>
+          <w:rFonts w:ascii="Arial" w:hAnsi="Arial" w:cs="Arial" w:eastAsia="Arial"/>
           <w:i/>
           <w:iCs/>
         </w:rPr>
@@ -1941,6 +2076,7 @@
       </w:r>
       <w:r>
         <w:rPr>
+          <w:rFonts w:ascii="Arial" w:hAnsi="Arial" w:cs="Arial" w:eastAsia="Arial"/>
           <w:i w:val="false"/>
           <w:iCs w:val="false"/>
         </w:rPr>
@@ -1950,12 +2086,14 @@
         <w:r>
           <w:rPr>
             <w:rStyle w:val="Hyperlink"/>
+            <w:rFonts w:ascii="Arial" w:hAnsi="Arial" w:cs="Arial" w:eastAsia="Arial"/>
           </w:rPr>
           <w:t xml:space="preserve">https://www.ncsc.gov.uk/cyberessentials/overview</w:t>
         </w:r>
       </w:hyperlink>
       <w:r>
         <w:rPr>
+          <w:rFonts w:ascii="Arial" w:hAnsi="Arial" w:cs="Arial" w:eastAsia="Arial"/>
           <w:i w:val="false"/>
           <w:iCs w:val="false"/>
         </w:rPr>
@@ -1964,11 +2102,12 @@
     </w:p>
     <w:p>
       <w:pPr>
-        <w:spacing w:after="120"/>
+        <w:spacing w:after="120" w:line="480" w:lineRule="auto"/>
         <w:ind w:left="567" w:hanging="567"/>
       </w:pPr>
       <w:r>
         <w:rPr>
+          <w:rFonts w:ascii="Arial" w:hAnsi="Arial" w:cs="Arial" w:eastAsia="Arial"/>
           <w:i w:val="false"/>
           <w:iCs w:val="false"/>
         </w:rPr>
@@ -1976,6 +2115,7 @@
       </w:r>
       <w:r>
         <w:rPr>
+          <w:rFonts w:ascii="Arial" w:hAnsi="Arial" w:cs="Arial" w:eastAsia="Arial"/>
           <w:i/>
           <w:iCs/>
         </w:rPr>
@@ -1983,6 +2123,7 @@
       </w:r>
       <w:r>
         <w:rPr>
+          <w:rFonts w:ascii="Arial" w:hAnsi="Arial" w:cs="Arial" w:eastAsia="Arial"/>
           <w:i w:val="false"/>
           <w:iCs w:val="false"/>
         </w:rPr>
@@ -1992,12 +2133,14 @@
         <w:r>
           <w:rPr>
             <w:rStyle w:val="Hyperlink"/>
+            <w:rFonts w:ascii="Arial" w:hAnsi="Arial" w:cs="Arial" w:eastAsia="Arial"/>
           </w:rPr>
           <w:t xml:space="preserve">https://doi.org/10.6028/NIST.CSWP.29</w:t>
         </w:r>
       </w:hyperlink>
       <w:r>
         <w:rPr>
+          <w:rFonts w:ascii="Arial" w:hAnsi="Arial" w:cs="Arial" w:eastAsia="Arial"/>
           <w:i w:val="false"/>
           <w:iCs w:val="false"/>
         </w:rPr>
@@ -2006,11 +2149,12 @@
     </w:p>
     <w:p>
       <w:pPr>
-        <w:spacing w:after="120"/>
+        <w:spacing w:after="120" w:line="480" w:lineRule="auto"/>
         <w:ind w:left="567" w:hanging="567"/>
       </w:pPr>
       <w:r>
         <w:rPr>
+          <w:rFonts w:ascii="Arial" w:hAnsi="Arial" w:cs="Arial" w:eastAsia="Arial"/>
           <w:i w:val="false"/>
           <w:iCs w:val="false"/>
         </w:rPr>
@@ -2018,6 +2162,7 @@
       </w:r>
       <w:r>
         <w:rPr>
+          <w:rFonts w:ascii="Arial" w:hAnsi="Arial" w:cs="Arial" w:eastAsia="Arial"/>
           <w:i/>
           <w:iCs/>
         </w:rPr>
@@ -2025,6 +2170,7 @@
       </w:r>
       <w:r>
         <w:rPr>
+          <w:rFonts w:ascii="Arial" w:hAnsi="Arial" w:cs="Arial" w:eastAsia="Arial"/>
           <w:i w:val="false"/>
           <w:iCs w:val="false"/>
         </w:rPr>
@@ -2034,12 +2180,14 @@
         <w:r>
           <w:rPr>
             <w:rStyle w:val="Hyperlink"/>
+            <w:rFonts w:ascii="Arial" w:hAnsi="Arial" w:cs="Arial" w:eastAsia="Arial"/>
           </w:rPr>
           <w:t xml:space="preserve">https://www.pcisecuritystandards.org/document_library/</w:t>
         </w:r>
       </w:hyperlink>
       <w:r>
         <w:rPr>
+          <w:rFonts w:ascii="Arial" w:hAnsi="Arial" w:cs="Arial" w:eastAsia="Arial"/>
           <w:i w:val="false"/>
           <w:iCs w:val="false"/>
         </w:rPr>
@@ -2048,11 +2196,12 @@
     </w:p>
     <w:p>
       <w:pPr>
-        <w:spacing w:after="120"/>
+        <w:spacing w:after="120" w:line="480" w:lineRule="auto"/>
         <w:ind w:left="567" w:hanging="567"/>
       </w:pPr>
       <w:r>
         <w:rPr>
+          <w:rFonts w:ascii="Arial" w:hAnsi="Arial" w:cs="Arial" w:eastAsia="Arial"/>
           <w:i w:val="false"/>
           <w:iCs w:val="false"/>
         </w:rPr>
@@ -2060,6 +2209,7 @@
       </w:r>
       <w:r>
         <w:rPr>
+          <w:rFonts w:ascii="Arial" w:hAnsi="Arial" w:cs="Arial" w:eastAsia="Arial"/>
           <w:i/>
           <w:iCs/>
         </w:rPr>
@@ -2067,6 +2217,7 @@
       </w:r>
       <w:r>
         <w:rPr>
+          <w:rFonts w:ascii="Arial" w:hAnsi="Arial" w:cs="Arial" w:eastAsia="Arial"/>
           <w:i w:val="false"/>
           <w:iCs w:val="false"/>
         </w:rPr>
@@ -2076,12 +2227,14 @@
         <w:r>
           <w:rPr>
             <w:rStyle w:val="Hyperlink"/>
+            <w:rFonts w:ascii="Arial" w:hAnsi="Arial" w:cs="Arial" w:eastAsia="Arial"/>
           </w:rPr>
           <w:t xml:space="preserve">https://blog.pcisecuritystandards.org/important-updates-announced-for-merchants-validating-to-self-assessment-questionnaire-a</w:t>
         </w:r>
       </w:hyperlink>
       <w:r>
         <w:rPr>
+          <w:rFonts w:ascii="Arial" w:hAnsi="Arial" w:cs="Arial" w:eastAsia="Arial"/>
           <w:i w:val="false"/>
           <w:iCs w:val="false"/>
         </w:rPr>
@@ -2090,11 +2243,12 @@
     </w:p>
     <w:p>
       <w:pPr>
-        <w:spacing w:after="120"/>
+        <w:spacing w:after="120" w:line="480" w:lineRule="auto"/>
         <w:ind w:left="567" w:hanging="567"/>
       </w:pPr>
       <w:r>
         <w:rPr>
+          <w:rFonts w:ascii="Arial" w:hAnsi="Arial" w:cs="Arial" w:eastAsia="Arial"/>
           <w:i w:val="false"/>
           <w:iCs w:val="false"/>
         </w:rPr>
@@ -2102,6 +2256,7 @@
       </w:r>
       <w:r>
         <w:rPr>
+          <w:rFonts w:ascii="Arial" w:hAnsi="Arial" w:cs="Arial" w:eastAsia="Arial"/>
           <w:i/>
           <w:iCs/>
         </w:rPr>
@@ -2109,6 +2264,7 @@
       </w:r>
       <w:r>
         <w:rPr>
+          <w:rFonts w:ascii="Arial" w:hAnsi="Arial" w:cs="Arial" w:eastAsia="Arial"/>
           <w:i w:val="false"/>
           <w:iCs w:val="false"/>
         </w:rPr>
@@ -2118,12 +2274,14 @@
         <w:r>
           <w:rPr>
             <w:rStyle w:val="Hyperlink"/>
+            <w:rFonts w:ascii="Arial" w:hAnsi="Arial" w:cs="Arial" w:eastAsia="Arial"/>
           </w:rPr>
           <w:t xml:space="preserve">https://eur-lex.europa.eu/eli/reg/2016/679/oj</w:t>
         </w:r>
       </w:hyperlink>
       <w:r>
         <w:rPr>
+          <w:rFonts w:ascii="Arial" w:hAnsi="Arial" w:cs="Arial" w:eastAsia="Arial"/>
           <w:i w:val="false"/>
           <w:iCs w:val="false"/>
         </w:rPr>
@@ -2132,11 +2290,12 @@
     </w:p>
     <w:p>
       <w:pPr>
-        <w:spacing w:after="120"/>
+        <w:spacing w:after="120" w:line="480" w:lineRule="auto"/>
         <w:ind w:left="567" w:hanging="567"/>
       </w:pPr>
       <w:r>
         <w:rPr>
+          <w:rFonts w:ascii="Arial" w:hAnsi="Arial" w:cs="Arial" w:eastAsia="Arial"/>
           <w:i w:val="false"/>
           <w:iCs w:val="false"/>
         </w:rPr>
@@ -2144,6 +2303,7 @@
       </w:r>
       <w:r>
         <w:rPr>
+          <w:rFonts w:ascii="Arial" w:hAnsi="Arial" w:cs="Arial" w:eastAsia="Arial"/>
           <w:i/>
           <w:iCs/>
         </w:rPr>
@@ -2151,6 +2311,7 @@
       </w:r>
       <w:r>
         <w:rPr>
+          <w:rFonts w:ascii="Arial" w:hAnsi="Arial" w:cs="Arial" w:eastAsia="Arial"/>
           <w:i w:val="false"/>
           <w:iCs w:val="false"/>
         </w:rPr>
@@ -2159,11 +2320,12 @@
     </w:p>
     <w:p>
       <w:pPr>
-        <w:spacing w:after="120"/>
+        <w:spacing w:after="120" w:line="480" w:lineRule="auto"/>
         <w:ind w:left="567" w:hanging="567"/>
       </w:pPr>
       <w:r>
         <w:rPr>
+          <w:rFonts w:ascii="Arial" w:hAnsi="Arial" w:cs="Arial" w:eastAsia="Arial"/>
           <w:i w:val="false"/>
           <w:iCs w:val="false"/>
         </w:rPr>
@@ -2171,6 +2333,7 @@
       </w:r>
       <w:r>
         <w:rPr>
+          <w:rFonts w:ascii="Arial" w:hAnsi="Arial" w:cs="Arial" w:eastAsia="Arial"/>
           <w:i/>
           <w:iCs/>
         </w:rPr>
@@ -2178,6 +2341,7 @@
       </w:r>
       <w:r>
         <w:rPr>
+          <w:rFonts w:ascii="Arial" w:hAnsi="Arial" w:cs="Arial" w:eastAsia="Arial"/>
           <w:i w:val="false"/>
           <w:iCs w:val="false"/>
         </w:rPr>
@@ -2187,12 +2351,14 @@
         <w:r>
           <w:rPr>
             <w:rStyle w:val="Hyperlink"/>
+            <w:rFonts w:ascii="Arial" w:hAnsi="Arial" w:cs="Arial" w:eastAsia="Arial"/>
           </w:rPr>
           <w:t xml:space="preserve">https://www.oreilly.com/library/view/information-risk-management/9781780175751/</w:t>
         </w:r>
       </w:hyperlink>
       <w:r>
         <w:rPr>
+          <w:rFonts w:ascii="Arial" w:hAnsi="Arial" w:cs="Arial" w:eastAsia="Arial"/>
           <w:i w:val="false"/>
           <w:iCs w:val="false"/>
         </w:rPr>
@@ -2200,7 +2366,8 @@
       </w:r>
     </w:p>
     <w:sectPr>
-      <w:pgSz w:w="11906" w:h="16838" w:orient="portrait"/>
+      <w:footerReference w:type="default" r:id="rId7"/>
+      <w:pgSz w:w="11906" w:h="16838"/>
       <w:pgMar w:top="1440" w:right="1440" w:bottom="1440" w:left="1440" w:header="708" w:footer="708" w:gutter="0"/>
       <w:pgNumType/>
       <w:docGrid w:linePitch="360"/>
@@ -2248,6 +2415,58 @@
     </w:p>
   </w:endnote>
 </w:endnotes>
+</file>
+
+<file path=word/footer1.xml><?xml version="1.0" encoding="utf-8"?>
+<w:ftr xmlns:m="http://schemas.openxmlformats.org/officeDocument/2006/math" xmlns:mc="http://schemas.openxmlformats.org/markup-compatibility/2006" xmlns:mo="http://schemas.microsoft.com/office/mac/office/2008/main" xmlns:mv="urn:schemas-microsoft-com:mac:vml" xmlns:o="urn:schemas-microsoft-com:office:office" xmlns:r="http://schemas.openxmlformats.org/officeDocument/2006/relationships" xmlns:v="urn:schemas-microsoft-com:vml" xmlns:w10="urn:schemas-microsoft-com:office:word" xmlns:w14="http://schemas.microsoft.com/office/word/2010/wordml" xmlns:w="http://schemas.openxmlformats.org/wordprocessingml/2006/main" xmlns:wne="http://schemas.microsoft.com/office/word/2006/wordml" xmlns:wp14="http://schemas.microsoft.com/office/word/2010/wordprocessingDrawing" xmlns:wp="http://schemas.openxmlformats.org/drawingml/2006/wordprocessingDrawing" xmlns:wpc="http://schemas.microsoft.com/office/word/2010/wordprocessingCanvas" xmlns:wpg="http://schemas.microsoft.com/office/word/2010/wordprocessingGroup" xmlns:wpi="http://schemas.microsoft.com/office/word/2010/wordprocessingInk" xmlns:wps="http://schemas.microsoft.com/office/word/2010/wordprocessingShape" mc:Ignorable="w14 wp14">
+  <w:p>
+    <w:pPr>
+      <w:pStyle w:val="Footer"/>
+      <w:spacing w:line="240" w:lineRule="auto"/>
+      <w:jc w:val="center"/>
+    </w:pPr>
+    <w:r>
+      <w:rPr>
+        <w:rFonts w:ascii="Arial" w:hAnsi="Arial" w:cs="Arial" w:eastAsia="Arial"/>
+        <w:sz w:val="24"/>
+        <w:szCs w:val="24"/>
+      </w:rPr>
+      <w:fldChar w:fldCharType="begin"/>
+    </w:r>
+    <w:r>
+      <w:rPr>
+        <w:rFonts w:ascii="Arial" w:hAnsi="Arial" w:cs="Arial" w:eastAsia="Arial"/>
+        <w:sz w:val="24"/>
+        <w:szCs w:val="24"/>
+      </w:rPr>
+      <w:instrText xml:space="preserve"> PAGE </w:instrText>
+    </w:r>
+    <w:r>
+      <w:rPr>
+        <w:rFonts w:ascii="Arial" w:hAnsi="Arial" w:cs="Arial" w:eastAsia="Arial"/>
+        <w:sz w:val="24"/>
+        <w:szCs w:val="24"/>
+      </w:rPr>
+      <w:fldChar w:fldCharType="separate"/>
+    </w:r>
+    <w:r>
+      <w:rPr>
+        <w:rFonts w:ascii="Arial" w:hAnsi="Arial" w:cs="Arial" w:eastAsia="Arial"/>
+        <w:sz w:val="24"/>
+        <w:szCs w:val="24"/>
+      </w:rPr>
+      <w:t>1</w:t>
+    </w:r>
+    <w:r>
+      <w:rPr>
+        <w:rFonts w:ascii="Arial" w:hAnsi="Arial" w:cs="Arial" w:eastAsia="Arial"/>
+        <w:sz w:val="24"/>
+        <w:szCs w:val="24"/>
+      </w:rPr>
+      <w:fldChar w:fldCharType="end"/>
+    </w:r>
+  </w:p>
+</w:ftr>
 </file>
 
 <file path=word/footnotes.xml><?xml version="1.0" encoding="utf-8"?>
@@ -2387,12 +2606,16 @@
   <w:docDefaults>
     <w:rPrDefault>
       <w:rPr>
-        <w:rFonts w:ascii="Calibri" w:cs="Calibri" w:eastAsia="Calibri" w:hAnsi="Calibri"/>
-        <w:sz w:val="23"/>
-        <w:szCs w:val="23"/>
+        <w:rFonts w:ascii="Arial" w:hAnsi="Arial" w:cs="Arial" w:eastAsia="Arial"/>
+        <w:sz w:val="24"/>
+        <w:szCs w:val="24"/>
       </w:rPr>
     </w:rPrDefault>
-    <w:pPrDefault/>
+    <w:pPrDefault>
+      <w:pPr>
+        <w:spacing w:line="480" w:lineRule="auto"/>
+      </w:pPr>
+    </w:pPrDefault>
   </w:docDefaults>
   <w:style w:type="paragraph" w:styleId="Title">
     <w:name w:val="Title"/>
@@ -2400,8 +2623,10 @@
     <w:next w:val="Normal"/>
     <w:qFormat/>
     <w:rPr>
-      <w:sz w:val="56"/>
-      <w:szCs w:val="56"/>
+      <w:rFonts w:ascii="Arial" w:hAnsi="Arial" w:cs="Arial" w:eastAsia="Arial"/>
+      <w:b/>
+      <w:sz w:val="24"/>
+      <w:szCs w:val="24"/>
     </w:rPr>
   </w:style>
   <w:style w:type="paragraph" w:styleId="Heading1">
@@ -2410,9 +2635,11 @@
     <w:next w:val="Normal"/>
     <w:qFormat/>
     <w:rPr>
+      <w:rFonts w:ascii="Arial" w:hAnsi="Arial" w:cs="Arial" w:eastAsia="Arial"/>
+      <w:b/>
       <w:color w:val="2E74B5"/>
-      <w:sz w:val="32"/>
-      <w:szCs w:val="32"/>
+      <w:sz w:val="24"/>
+      <w:szCs w:val="24"/>
     </w:rPr>
   </w:style>
   <w:style w:type="paragraph" w:styleId="Heading2">
@@ -2421,9 +2648,12 @@
     <w:next w:val="Normal"/>
     <w:qFormat/>
     <w:rPr>
+      <w:rFonts w:ascii="Arial" w:hAnsi="Arial" w:cs="Arial" w:eastAsia="Arial"/>
+      <w:b/>
+      <w:i/>
       <w:color w:val="2E74B5"/>
-      <w:sz w:val="26"/>
-      <w:szCs w:val="26"/>
+      <w:sz w:val="24"/>
+      <w:szCs w:val="24"/>
     </w:rPr>
   </w:style>
   <w:style w:type="paragraph" w:styleId="Heading3">
@@ -2432,6 +2662,9 @@
     <w:next w:val="Normal"/>
     <w:qFormat/>
     <w:rPr>
+      <w:rFonts w:ascii="Arial" w:hAnsi="Arial" w:cs="Arial" w:eastAsia="Arial"/>
+      <w:b/>
+      <w:i/>
       <w:color w:val="1F4D78"/>
       <w:sz w:val="24"/>
       <w:szCs w:val="24"/>
@@ -2443,6 +2676,7 @@
     <w:next w:val="Normal"/>
     <w:qFormat/>
     <w:rPr>
+      <w:rFonts w:ascii="Arial" w:hAnsi="Arial" w:cs="Arial" w:eastAsia="Arial"/>
       <w:i/>
       <w:iCs/>
       <w:color w:val="2E74B5"/>
@@ -2454,6 +2688,7 @@
     <w:next w:val="Normal"/>
     <w:qFormat/>
     <w:rPr>
+      <w:rFonts w:ascii="Arial" w:hAnsi="Arial" w:cs="Arial" w:eastAsia="Arial"/>
       <w:color w:val="2E74B5"/>
     </w:rPr>
   </w:style>
@@ -2463,6 +2698,7 @@
     <w:next w:val="Normal"/>
     <w:qFormat/>
     <w:rPr>
+      <w:rFonts w:ascii="Arial" w:hAnsi="Arial" w:cs="Arial" w:eastAsia="Arial"/>
       <w:color w:val="1F4D78"/>
     </w:rPr>
   </w:style>
@@ -2472,6 +2708,7 @@
     <w:next w:val="Normal"/>
     <w:qFormat/>
     <w:rPr>
+      <w:rFonts w:ascii="Arial" w:hAnsi="Arial" w:cs="Arial" w:eastAsia="Arial"/>
       <w:b/>
       <w:bCs/>
     </w:rPr>
@@ -2487,6 +2724,7 @@
     <w:uiPriority w:val="99"/>
     <w:unhideWhenUsed/>
     <w:rPr>
+      <w:rFonts w:ascii="Arial" w:hAnsi="Arial" w:cs="Arial" w:eastAsia="Arial"/>
       <w:color w:val="0563C1"/>
       <w:u w:val="single"/>
     </w:rPr>
@@ -2498,6 +2736,7 @@
     <w:semiHidden/>
     <w:unhideWhenUsed/>
     <w:rPr>
+      <w:rFonts w:ascii="Arial" w:hAnsi="Arial" w:cs="Arial" w:eastAsia="Arial"/>
       <w:vertAlign w:val="superscript"/>
     </w:rPr>
   </w:style>
@@ -2509,11 +2748,12 @@
     <w:semiHidden/>
     <w:unhideWhenUsed/>
     <w:pPr>
-      <w:spacing w:after="0" w:line="240" w:lineRule="auto"/>
+      <w:spacing w:after="0" w:line="480" w:lineRule="auto"/>
     </w:pPr>
     <w:rPr>
-      <w:sz w:val="20"/>
-      <w:szCs w:val="20"/>
+      <w:rFonts w:ascii="Arial" w:hAnsi="Arial" w:cs="Arial" w:eastAsia="Arial"/>
+      <w:sz w:val="24"/>
+      <w:szCs w:val="24"/>
     </w:rPr>
   </w:style>
   <w:style w:type="character" w:styleId="FootnoteTextChar">
@@ -2524,8 +2764,9 @@
     <w:semiHidden/>
     <w:unhideWhenUsed/>
     <w:rPr>
-      <w:sz w:val="20"/>
-      <w:szCs w:val="20"/>
+      <w:rFonts w:ascii="Arial" w:hAnsi="Arial" w:cs="Arial" w:eastAsia="Arial"/>
+      <w:sz w:val="24"/>
+      <w:szCs w:val="24"/>
     </w:rPr>
   </w:style>
   <w:style w:type="character" w:styleId="EndnoteReference">
@@ -2535,6 +2776,7 @@
     <w:semiHidden/>
     <w:unhideWhenUsed/>
     <w:rPr>
+      <w:rFonts w:ascii="Arial" w:hAnsi="Arial" w:cs="Arial" w:eastAsia="Arial"/>
       <w:vertAlign w:val="superscript"/>
     </w:rPr>
   </w:style>
@@ -2546,11 +2788,12 @@
     <w:semiHidden/>
     <w:unhideWhenUsed/>
     <w:pPr>
-      <w:spacing w:after="0" w:line="240" w:lineRule="auto"/>
+      <w:spacing w:after="0" w:line="480" w:lineRule="auto"/>
     </w:pPr>
     <w:rPr>
-      <w:sz w:val="20"/>
-      <w:szCs w:val="20"/>
+      <w:rFonts w:ascii="Arial" w:hAnsi="Arial" w:cs="Arial" w:eastAsia="Arial"/>
+      <w:sz w:val="24"/>
+      <w:szCs w:val="24"/>
     </w:rPr>
   </w:style>
   <w:style w:type="character" w:styleId="EndnoteTextChar">
@@ -2561,8 +2804,9 @@
     <w:semiHidden/>
     <w:unhideWhenUsed/>
     <w:rPr>
-      <w:sz w:val="20"/>
-      <w:szCs w:val="20"/>
+      <w:rFonts w:ascii="Arial" w:hAnsi="Arial" w:cs="Arial" w:eastAsia="Arial"/>
+      <w:sz w:val="24"/>
+      <w:szCs w:val="24"/>
     </w:rPr>
   </w:style>
   <w:style w:type="paragraph" w:styleId="Title">
@@ -2572,12 +2816,12 @@
       <w:spacing w:after="120"/>
     </w:pPr>
     <w:rPr>
-      <w:rFonts w:ascii="Calibri" w:cs="Calibri" w:eastAsia="Calibri" w:hAnsi="Calibri"/>
+      <w:rFonts w:ascii="Arial" w:hAnsi="Arial" w:cs="Arial" w:eastAsia="Arial"/>
       <w:b/>
       <w:bCs/>
       <w:color w:val="1F3864"/>
-      <w:sz w:val="34"/>
-      <w:szCs w:val="34"/>
+      <w:sz w:val="24"/>
+      <w:szCs w:val="24"/>
     </w:rPr>
   </w:style>
   <w:style w:type="paragraph" w:styleId="Heading1">
@@ -2590,12 +2834,12 @@
       <w:outlineLvl w:val="0"/>
     </w:pPr>
     <w:rPr>
-      <w:rFonts w:ascii="Calibri" w:cs="Calibri" w:eastAsia="Calibri" w:hAnsi="Calibri"/>
+      <w:rFonts w:ascii="Arial" w:hAnsi="Arial" w:cs="Arial" w:eastAsia="Arial"/>
       <w:b/>
       <w:bCs/>
       <w:color w:val="1F3864"/>
-      <w:sz w:val="27"/>
-      <w:szCs w:val="27"/>
+      <w:sz w:val="24"/>
+      <w:szCs w:val="24"/>
     </w:rPr>
   </w:style>
 </w:styles>
